--- a/TiepNhanBenhNhan.docx
+++ b/TiepNhanBenhNhan.docx
@@ -2541,7 +2541,7 @@
     <w:link w:val="Heading1Char"/>
     <w:uiPriority w:val="9"/>
     <w:qFormat/>
-    <w:rsid w:val="003B0BE8"/>
+    <w:rsid w:val="000164FB"/>
     <w:pPr>
       <w:keepNext/>
       <w:keepLines/>
@@ -2564,7 +2564,7 @@
     <w:semiHidden/>
     <w:unhideWhenUsed/>
     <w:qFormat/>
-    <w:rsid w:val="003B0BE8"/>
+    <w:rsid w:val="000164FB"/>
     <w:pPr>
       <w:keepNext/>
       <w:keepLines/>
@@ -2587,7 +2587,7 @@
     <w:semiHidden/>
     <w:unhideWhenUsed/>
     <w:qFormat/>
-    <w:rsid w:val="003B0BE8"/>
+    <w:rsid w:val="000164FB"/>
     <w:pPr>
       <w:keepNext/>
       <w:keepLines/>
@@ -2610,7 +2610,7 @@
     <w:semiHidden/>
     <w:unhideWhenUsed/>
     <w:qFormat/>
-    <w:rsid w:val="003B0BE8"/>
+    <w:rsid w:val="000164FB"/>
     <w:pPr>
       <w:keepNext/>
       <w:keepLines/>
@@ -2633,7 +2633,7 @@
     <w:semiHidden/>
     <w:unhideWhenUsed/>
     <w:qFormat/>
-    <w:rsid w:val="003B0BE8"/>
+    <w:rsid w:val="000164FB"/>
     <w:pPr>
       <w:keepNext/>
       <w:keepLines/>
@@ -2654,7 +2654,7 @@
     <w:semiHidden/>
     <w:unhideWhenUsed/>
     <w:qFormat/>
-    <w:rsid w:val="003B0BE8"/>
+    <w:rsid w:val="000164FB"/>
     <w:pPr>
       <w:keepNext/>
       <w:keepLines/>
@@ -2677,7 +2677,7 @@
     <w:semiHidden/>
     <w:unhideWhenUsed/>
     <w:qFormat/>
-    <w:rsid w:val="003B0BE8"/>
+    <w:rsid w:val="000164FB"/>
     <w:pPr>
       <w:keepNext/>
       <w:keepLines/>
@@ -2698,7 +2698,7 @@
     <w:semiHidden/>
     <w:unhideWhenUsed/>
     <w:qFormat/>
-    <w:rsid w:val="003B0BE8"/>
+    <w:rsid w:val="000164FB"/>
     <w:pPr>
       <w:keepNext/>
       <w:keepLines/>
@@ -2721,7 +2721,7 @@
     <w:semiHidden/>
     <w:unhideWhenUsed/>
     <w:qFormat/>
-    <w:rsid w:val="003B0BE8"/>
+    <w:rsid w:val="000164FB"/>
     <w:pPr>
       <w:keepNext/>
       <w:keepLines/>
@@ -2765,7 +2765,7 @@
     <w:basedOn w:val="DefaultParagraphFont"/>
     <w:link w:val="Heading1"/>
     <w:uiPriority w:val="9"/>
-    <w:rsid w:val="003B0BE8"/>
+    <w:rsid w:val="000164FB"/>
     <w:rPr>
       <w:rFonts w:asciiTheme="majorHAnsi" w:eastAsiaTheme="majorEastAsia" w:hAnsiTheme="majorHAnsi" w:cstheme="majorBidi"/>
       <w:color w:val="0F4761" w:themeColor="accent1" w:themeShade="BF"/>
@@ -2779,7 +2779,7 @@
     <w:link w:val="Heading2"/>
     <w:uiPriority w:val="9"/>
     <w:semiHidden/>
-    <w:rsid w:val="003B0BE8"/>
+    <w:rsid w:val="000164FB"/>
     <w:rPr>
       <w:rFonts w:asciiTheme="majorHAnsi" w:eastAsiaTheme="majorEastAsia" w:hAnsiTheme="majorHAnsi" w:cstheme="majorBidi"/>
       <w:color w:val="0F4761" w:themeColor="accent1" w:themeShade="BF"/>
@@ -2793,7 +2793,7 @@
     <w:link w:val="Heading3"/>
     <w:uiPriority w:val="9"/>
     <w:semiHidden/>
-    <w:rsid w:val="003B0BE8"/>
+    <w:rsid w:val="000164FB"/>
     <w:rPr>
       <w:rFonts w:eastAsiaTheme="majorEastAsia" w:cstheme="majorBidi"/>
       <w:color w:val="0F4761" w:themeColor="accent1" w:themeShade="BF"/>
@@ -2807,7 +2807,7 @@
     <w:link w:val="Heading4"/>
     <w:uiPriority w:val="9"/>
     <w:semiHidden/>
-    <w:rsid w:val="003B0BE8"/>
+    <w:rsid w:val="000164FB"/>
     <w:rPr>
       <w:rFonts w:eastAsiaTheme="majorEastAsia" w:cstheme="majorBidi"/>
       <w:i/>
@@ -2821,7 +2821,7 @@
     <w:link w:val="Heading5"/>
     <w:uiPriority w:val="9"/>
     <w:semiHidden/>
-    <w:rsid w:val="003B0BE8"/>
+    <w:rsid w:val="000164FB"/>
     <w:rPr>
       <w:rFonts w:eastAsiaTheme="majorEastAsia" w:cstheme="majorBidi"/>
       <w:color w:val="0F4761" w:themeColor="accent1" w:themeShade="BF"/>
@@ -2833,7 +2833,7 @@
     <w:link w:val="Heading6"/>
     <w:uiPriority w:val="9"/>
     <w:semiHidden/>
-    <w:rsid w:val="003B0BE8"/>
+    <w:rsid w:val="000164FB"/>
     <w:rPr>
       <w:rFonts w:eastAsiaTheme="majorEastAsia" w:cstheme="majorBidi"/>
       <w:i/>
@@ -2847,7 +2847,7 @@
     <w:link w:val="Heading7"/>
     <w:uiPriority w:val="9"/>
     <w:semiHidden/>
-    <w:rsid w:val="003B0BE8"/>
+    <w:rsid w:val="000164FB"/>
     <w:rPr>
       <w:rFonts w:eastAsiaTheme="majorEastAsia" w:cstheme="majorBidi"/>
       <w:color w:val="595959" w:themeColor="text1" w:themeTint="A6"/>
@@ -2859,7 +2859,7 @@
     <w:link w:val="Heading8"/>
     <w:uiPriority w:val="9"/>
     <w:semiHidden/>
-    <w:rsid w:val="003B0BE8"/>
+    <w:rsid w:val="000164FB"/>
     <w:rPr>
       <w:rFonts w:eastAsiaTheme="majorEastAsia" w:cstheme="majorBidi"/>
       <w:i/>
@@ -2873,7 +2873,7 @@
     <w:link w:val="Heading9"/>
     <w:uiPriority w:val="9"/>
     <w:semiHidden/>
-    <w:rsid w:val="003B0BE8"/>
+    <w:rsid w:val="000164FB"/>
     <w:rPr>
       <w:rFonts w:eastAsiaTheme="majorEastAsia" w:cstheme="majorBidi"/>
       <w:color w:val="272727" w:themeColor="text1" w:themeTint="D8"/>
@@ -2886,7 +2886,7 @@
     <w:link w:val="TitleChar"/>
     <w:uiPriority w:val="10"/>
     <w:qFormat/>
-    <w:rsid w:val="003B0BE8"/>
+    <w:rsid w:val="000164FB"/>
     <w:pPr>
       <w:spacing w:after="80" w:line="240" w:lineRule="auto"/>
       <w:contextualSpacing/>
@@ -2904,7 +2904,7 @@
     <w:basedOn w:val="DefaultParagraphFont"/>
     <w:link w:val="Title"/>
     <w:uiPriority w:val="10"/>
-    <w:rsid w:val="003B0BE8"/>
+    <w:rsid w:val="000164FB"/>
     <w:rPr>
       <w:rFonts w:asciiTheme="majorHAnsi" w:eastAsiaTheme="majorEastAsia" w:hAnsiTheme="majorHAnsi" w:cstheme="majorBidi"/>
       <w:spacing w:val="-10"/>
@@ -2920,7 +2920,7 @@
     <w:link w:val="SubtitleChar"/>
     <w:uiPriority w:val="11"/>
     <w:qFormat/>
-    <w:rsid w:val="003B0BE8"/>
+    <w:rsid w:val="000164FB"/>
     <w:pPr>
       <w:numPr>
         <w:ilvl w:val="1"/>
@@ -2939,7 +2939,7 @@
     <w:basedOn w:val="DefaultParagraphFont"/>
     <w:link w:val="Subtitle"/>
     <w:uiPriority w:val="11"/>
-    <w:rsid w:val="003B0BE8"/>
+    <w:rsid w:val="000164FB"/>
     <w:rPr>
       <w:rFonts w:eastAsiaTheme="majorEastAsia" w:cstheme="majorBidi"/>
       <w:color w:val="595959" w:themeColor="text1" w:themeTint="A6"/>
@@ -2955,7 +2955,7 @@
     <w:link w:val="QuoteChar"/>
     <w:uiPriority w:val="29"/>
     <w:qFormat/>
-    <w:rsid w:val="003B0BE8"/>
+    <w:rsid w:val="000164FB"/>
     <w:pPr>
       <w:spacing w:before="160"/>
       <w:jc w:val="center"/>
@@ -2971,7 +2971,7 @@
     <w:basedOn w:val="DefaultParagraphFont"/>
     <w:link w:val="Quote"/>
     <w:uiPriority w:val="29"/>
-    <w:rsid w:val="003B0BE8"/>
+    <w:rsid w:val="000164FB"/>
     <w:rPr>
       <w:i/>
       <w:iCs/>
@@ -2983,7 +2983,7 @@
     <w:basedOn w:val="Normal"/>
     <w:uiPriority w:val="34"/>
     <w:qFormat/>
-    <w:rsid w:val="003B0BE8"/>
+    <w:rsid w:val="000164FB"/>
     <w:pPr>
       <w:ind w:left="720"/>
       <w:contextualSpacing/>
@@ -2994,7 +2994,7 @@
     <w:basedOn w:val="DefaultParagraphFont"/>
     <w:uiPriority w:val="21"/>
     <w:qFormat/>
-    <w:rsid w:val="003B0BE8"/>
+    <w:rsid w:val="000164FB"/>
     <w:rPr>
       <w:i/>
       <w:iCs/>
@@ -3008,7 +3008,7 @@
     <w:link w:val="IntenseQuoteChar"/>
     <w:uiPriority w:val="30"/>
     <w:qFormat/>
-    <w:rsid w:val="003B0BE8"/>
+    <w:rsid w:val="000164FB"/>
     <w:pPr>
       <w:pBdr>
         <w:top w:val="single" w:sz="4" w:space="10" w:color="0F4761" w:themeColor="accent1" w:themeShade="BF"/>
@@ -3029,7 +3029,7 @@
     <w:basedOn w:val="DefaultParagraphFont"/>
     <w:link w:val="IntenseQuote"/>
     <w:uiPriority w:val="30"/>
-    <w:rsid w:val="003B0BE8"/>
+    <w:rsid w:val="000164FB"/>
     <w:rPr>
       <w:i/>
       <w:iCs/>
@@ -3041,7 +3041,7 @@
     <w:basedOn w:val="DefaultParagraphFont"/>
     <w:uiPriority w:val="32"/>
     <w:qFormat/>
-    <w:rsid w:val="003B0BE8"/>
+    <w:rsid w:val="000164FB"/>
     <w:rPr>
       <w:b/>
       <w:bCs/>

--- a/TiepNhanBenhNhan.docx
+++ b/TiepNhanBenhNhan.docx
@@ -71,7 +71,7 @@
           <w:rFonts w:ascii="Times New Roman" w:hAnsi="Times New Roman" w:cs="Times New Roman"/>
           <w:sz w:val="26"/>
         </w:rPr>
-        <w:t>Giao diện tiếp đón là nơi nhân viên lễ tân thực hiện nhập thông tin hành chính ban đầu của bệnh nhân. Tại đây, ứng dụng cung cấp các tính năng hỗ trợ nghiệp vụ thông minh nhằm giảm thiểu tối đa thời gian nhập liệu thủ công bao gồm: Tra cứu lịch sử bệnh nhân cũ bằng Số điện thoại (SĐT), tự động định dạng ngày sinh, tự động tính tuổi, tìm kiếm nhanh mã bệnh ICD-10 và gán bác sĩ phụ trách.</w:t>
+        <w:t>Giao diện tiếp đón là nơi nhân viên lễ tân thực hiện nhập thông tin hành chính ban đầu của bệnh nhân. Tại đây, ứng dụng cung cấp các tính năng hỗ trợ nghiệp vụ thông minh nhằm giảm thiểu tối đa thời gian nhập liệu thủ công bao gồm: Tra cứu lịch sử bệnh nhân cũ bằng Số điện thoại (SĐT), tự động định dạng ngày sinh, tự động tính tuổi, và bắt buộc gán bác sĩ phụ trách.</w:t>
       </w:r>
     </w:p>
     <w:p>
@@ -153,7 +153,7 @@
           <w:rFonts w:ascii="Times New Roman" w:hAnsi="Times New Roman" w:cs="Times New Roman"/>
           <w:sz w:val="26"/>
         </w:rPr>
-        <w:t>File: src/utils/api.js. Chứa các hàm apiTraCuuBenhNhan dùng để kiểm tra bệnh nhân cũ và apiTiepNhanBenhNhan dùng để gửi hồ sơ tạo phiếu khám mới.</w:t>
+        <w:t>File: src/utils/api.js. Chứa các hàm apiTraCuuBenhNhan dùng để kiểm tra bệnh nhân cũ, apiGetBacSiList dùng để lấy danh sách bác sĩ và apiTiepNhanBenhNhan dùng để gửi hồ sơ tạo phiếu khám mới.</w:t>
       </w:r>
     </w:p>
     <w:p>
@@ -189,23 +189,23 @@
           <w:b/>
           <w:sz w:val="26"/>
         </w:rPr>
-        <w:t>2.1. Hàm tra cứu bệnh nhân cũ theo Số điện thoại (Dòng 168 - 180)</w:t>
-      </w:r>
-    </w:p>
-    <w:p>
-      <w:pPr>
-        <w:spacing w:before="80" w:after="80" w:line="240" w:lineRule="auto"/>
-        <w:rPr>
-          <w:rFonts w:ascii="Courier New" w:hAnsi="Courier New" w:cs="Courier New"/>
-          <w:sz w:val="19"/>
-        </w:rPr>
-      </w:pPr>
-      <w:r>
-        <w:rPr>
-          <w:rFonts w:ascii="Courier New" w:hAnsi="Courier New" w:cs="Courier New"/>
-          <w:sz w:val="19"/>
-        </w:rPr>
-        <w:t>// Dòng 168-180: Tra cứu thông tin bệnh nhân cũ bằng số điện thoại để lấy mã BN và lịch sử hành chính</w:t>
+        <w:t>2.1. Hàm tra cứu bệnh nhân cũ theo Số điện thoại (Dòng 169 - 171)</w:t>
+      </w:r>
+    </w:p>
+    <w:p>
+      <w:pPr>
+        <w:spacing w:before="80" w:after="80" w:line="240" w:lineRule="auto"/>
+        <w:rPr>
+          <w:rFonts w:ascii="Courier New" w:hAnsi="Courier New" w:cs="Courier New"/>
+          <w:sz w:val="19"/>
+        </w:rPr>
+      </w:pPr>
+      <w:r>
+        <w:rPr>
+          <w:rFonts w:ascii="Courier New" w:hAnsi="Courier New" w:cs="Courier New"/>
+          <w:sz w:val="19"/>
+        </w:rPr>
+        <w:t>// Dòng 169-171: Tra cứu thông tin bệnh nhân cũ bằng số điện thoại để lấy mã BN và lịch sử hành chính</w:t>
       </w:r>
     </w:p>
     <w:p>
@@ -237,7 +237,7 @@
           <w:rFonts w:ascii="Courier New" w:hAnsi="Courier New" w:cs="Courier New"/>
           <w:sz w:val="19"/>
         </w:rPr>
-        <w:t xml:space="preserve">  return await apiFetch(`/TiepDon/tra-cuu?sdt=${sdt}`);</w:t>
+        <w:t xml:space="preserve">  return await apiFetch(`/TiepDon/tra-cuu?sdt=${encodeURIComponent(sdt)}`);</w:t>
       </w:r>
     </w:p>
     <w:p>
@@ -271,23 +271,23 @@
           <w:b/>
           <w:sz w:val="26"/>
         </w:rPr>
-        <w:t>2.2. Hàm tiếp nhận và tạo phiếu khám bệnh mới (Dòng 182 - 195)</w:t>
-      </w:r>
-    </w:p>
-    <w:p>
-      <w:pPr>
-        <w:spacing w:before="80" w:after="80" w:line="240" w:lineRule="auto"/>
-        <w:rPr>
-          <w:rFonts w:ascii="Courier New" w:hAnsi="Courier New" w:cs="Courier New"/>
-          <w:sz w:val="19"/>
-        </w:rPr>
-      </w:pPr>
-      <w:r>
-        <w:rPr>
-          <w:rFonts w:ascii="Courier New" w:hAnsi="Courier New" w:cs="Courier New"/>
-          <w:sz w:val="19"/>
-        </w:rPr>
-        <w:t>// Dòng 182-195: Gửi yêu cầu POST chứa toàn bộ thông tin bệnh nhân mới/cũ cùng chẩn đoán sơ bộ</w:t>
+        <w:t>2.2. Hàm tiếp nhận và tạo phiếu khám bệnh mới (Dòng 174 - 225)</w:t>
+      </w:r>
+    </w:p>
+    <w:p>
+      <w:pPr>
+        <w:spacing w:before="80" w:after="80" w:line="240" w:lineRule="auto"/>
+        <w:rPr>
+          <w:rFonts w:ascii="Courier New" w:hAnsi="Courier New" w:cs="Courier New"/>
+          <w:sz w:val="19"/>
+        </w:rPr>
+      </w:pPr>
+      <w:r>
+        <w:rPr>
+          <w:rFonts w:ascii="Courier New" w:hAnsi="Courier New" w:cs="Courier New"/>
+          <w:sz w:val="19"/>
+        </w:rPr>
+        <w:t>// Dòng 174-225: Gửi yêu cầu POST chứa toàn bộ thông tin bệnh nhân mới/cũ kèm theo mã bác sĩ chỉ định</w:t>
       </w:r>
     </w:p>
     <w:p>
@@ -319,7 +319,313 @@
           <w:rFonts w:ascii="Courier New" w:hAnsi="Courier New" w:cs="Courier New"/>
           <w:sz w:val="19"/>
         </w:rPr>
-        <w:t xml:space="preserve">  return await apiFetch(`/TiepDon`, {</w:t>
+        <w:t xml:space="preserve">  let ngaySinhFormatted = payload.ngaySinh;</w:t>
+      </w:r>
+    </w:p>
+    <w:p>
+      <w:pPr>
+        <w:spacing w:before="80" w:after="80" w:line="240" w:lineRule="auto"/>
+        <w:rPr>
+          <w:rFonts w:ascii="Courier New" w:hAnsi="Courier New" w:cs="Courier New"/>
+          <w:sz w:val="19"/>
+        </w:rPr>
+      </w:pPr>
+      <w:r>
+        <w:rPr>
+          <w:rFonts w:ascii="Courier New" w:hAnsi="Courier New" w:cs="Courier New"/>
+          <w:sz w:val="19"/>
+        </w:rPr>
+        <w:t xml:space="preserve">  if (payload.ngaySinh &amp;&amp; payload.ngaySinh.includes('-')) {</w:t>
+      </w:r>
+    </w:p>
+    <w:p>
+      <w:pPr>
+        <w:spacing w:before="80" w:after="80" w:line="240" w:lineRule="auto"/>
+        <w:rPr>
+          <w:rFonts w:ascii="Courier New" w:hAnsi="Courier New" w:cs="Courier New"/>
+          <w:sz w:val="19"/>
+        </w:rPr>
+      </w:pPr>
+      <w:r>
+        <w:rPr>
+          <w:rFonts w:ascii="Courier New" w:hAnsi="Courier New" w:cs="Courier New"/>
+          <w:sz w:val="19"/>
+        </w:rPr>
+        <w:t xml:space="preserve">    const parts = payload.ngaySinh.split('-');</w:t>
+      </w:r>
+    </w:p>
+    <w:p>
+      <w:pPr>
+        <w:spacing w:before="80" w:after="80" w:line="240" w:lineRule="auto"/>
+        <w:rPr>
+          <w:rFonts w:ascii="Courier New" w:hAnsi="Courier New" w:cs="Courier New"/>
+          <w:sz w:val="19"/>
+        </w:rPr>
+      </w:pPr>
+      <w:r>
+        <w:rPr>
+          <w:rFonts w:ascii="Courier New" w:hAnsi="Courier New" w:cs="Courier New"/>
+          <w:sz w:val="19"/>
+        </w:rPr>
+        <w:t xml:space="preserve">    if (parts.length === 3) {</w:t>
+      </w:r>
+    </w:p>
+    <w:p>
+      <w:pPr>
+        <w:spacing w:before="80" w:after="80" w:line="240" w:lineRule="auto"/>
+        <w:rPr>
+          <w:rFonts w:ascii="Courier New" w:hAnsi="Courier New" w:cs="Courier New"/>
+          <w:sz w:val="19"/>
+        </w:rPr>
+      </w:pPr>
+      <w:r>
+        <w:rPr>
+          <w:rFonts w:ascii="Courier New" w:hAnsi="Courier New" w:cs="Courier New"/>
+          <w:sz w:val="19"/>
+        </w:rPr>
+        <w:t xml:space="preserve">      ngaySinhFormatted = `${parts[2]}/${parts[1]}/${parts[0]}`;</w:t>
+      </w:r>
+    </w:p>
+    <w:p>
+      <w:pPr>
+        <w:spacing w:before="80" w:after="80" w:line="240" w:lineRule="auto"/>
+        <w:rPr>
+          <w:rFonts w:ascii="Courier New" w:hAnsi="Courier New" w:cs="Courier New"/>
+          <w:sz w:val="19"/>
+        </w:rPr>
+      </w:pPr>
+      <w:r>
+        <w:rPr>
+          <w:rFonts w:ascii="Courier New" w:hAnsi="Courier New" w:cs="Courier New"/>
+          <w:sz w:val="19"/>
+        </w:rPr>
+        <w:t xml:space="preserve">    }</w:t>
+      </w:r>
+    </w:p>
+    <w:p>
+      <w:pPr>
+        <w:spacing w:before="80" w:after="80" w:line="240" w:lineRule="auto"/>
+        <w:rPr>
+          <w:rFonts w:ascii="Courier New" w:hAnsi="Courier New" w:cs="Courier New"/>
+          <w:sz w:val="19"/>
+        </w:rPr>
+      </w:pPr>
+      <w:r>
+        <w:rPr>
+          <w:rFonts w:ascii="Courier New" w:hAnsi="Courier New" w:cs="Courier New"/>
+          <w:sz w:val="19"/>
+        </w:rPr>
+        <w:t xml:space="preserve">  }</w:t>
+      </w:r>
+    </w:p>
+    <w:p>
+      <w:pPr>
+        <w:spacing w:before="80" w:after="80" w:line="240" w:lineRule="auto"/>
+        <w:rPr>
+          <w:rFonts w:ascii="Courier New" w:hAnsi="Courier New" w:cs="Courier New"/>
+          <w:sz w:val="19"/>
+        </w:rPr>
+      </w:pPr>
+    </w:p>
+    <w:p>
+      <w:pPr>
+        <w:spacing w:before="80" w:after="80" w:line="240" w:lineRule="auto"/>
+        <w:rPr>
+          <w:rFonts w:ascii="Courier New" w:hAnsi="Courier New" w:cs="Courier New"/>
+          <w:sz w:val="19"/>
+        </w:rPr>
+      </w:pPr>
+      <w:r>
+        <w:rPr>
+          <w:rFonts w:ascii="Courier New" w:hAnsi="Courier New" w:cs="Courier New"/>
+          <w:sz w:val="19"/>
+        </w:rPr>
+        <w:t xml:space="preserve">  const requestData = {</w:t>
+      </w:r>
+    </w:p>
+    <w:p>
+      <w:pPr>
+        <w:spacing w:before="80" w:after="80" w:line="240" w:lineRule="auto"/>
+        <w:rPr>
+          <w:rFonts w:ascii="Courier New" w:hAnsi="Courier New" w:cs="Courier New"/>
+          <w:sz w:val="19"/>
+        </w:rPr>
+      </w:pPr>
+      <w:r>
+        <w:rPr>
+          <w:rFonts w:ascii="Courier New" w:hAnsi="Courier New" w:cs="Courier New"/>
+          <w:sz w:val="19"/>
+        </w:rPr>
+        <w:t xml:space="preserve">    maBN: payload.maBN,</w:t>
+      </w:r>
+    </w:p>
+    <w:p>
+      <w:pPr>
+        <w:spacing w:before="80" w:after="80" w:line="240" w:lineRule="auto"/>
+        <w:rPr>
+          <w:rFonts w:ascii="Courier New" w:hAnsi="Courier New" w:cs="Courier New"/>
+          <w:sz w:val="19"/>
+        </w:rPr>
+      </w:pPr>
+      <w:r>
+        <w:rPr>
+          <w:rFonts w:ascii="Courier New" w:hAnsi="Courier New" w:cs="Courier New"/>
+          <w:sz w:val="19"/>
+        </w:rPr>
+        <w:t xml:space="preserve">    hoTen: payload.hoTen,</w:t>
+      </w:r>
+    </w:p>
+    <w:p>
+      <w:pPr>
+        <w:spacing w:before="80" w:after="80" w:line="240" w:lineRule="auto"/>
+        <w:rPr>
+          <w:rFonts w:ascii="Courier New" w:hAnsi="Courier New" w:cs="Courier New"/>
+          <w:sz w:val="19"/>
+        </w:rPr>
+      </w:pPr>
+      <w:r>
+        <w:rPr>
+          <w:rFonts w:ascii="Courier New" w:hAnsi="Courier New" w:cs="Courier New"/>
+          <w:sz w:val="19"/>
+        </w:rPr>
+        <w:t xml:space="preserve">    ngaySinh: ngaySinhFormatted,</w:t>
+      </w:r>
+    </w:p>
+    <w:p>
+      <w:pPr>
+        <w:spacing w:before="80" w:after="80" w:line="240" w:lineRule="auto"/>
+        <w:rPr>
+          <w:rFonts w:ascii="Courier New" w:hAnsi="Courier New" w:cs="Courier New"/>
+          <w:sz w:val="19"/>
+        </w:rPr>
+      </w:pPr>
+      <w:r>
+        <w:rPr>
+          <w:rFonts w:ascii="Courier New" w:hAnsi="Courier New" w:cs="Courier New"/>
+          <w:sz w:val="19"/>
+        </w:rPr>
+        <w:t xml:space="preserve">    gioiTinh: payload.gioiTinh,</w:t>
+      </w:r>
+    </w:p>
+    <w:p>
+      <w:pPr>
+        <w:spacing w:before="80" w:after="80" w:line="240" w:lineRule="auto"/>
+        <w:rPr>
+          <w:rFonts w:ascii="Courier New" w:hAnsi="Courier New" w:cs="Courier New"/>
+          <w:sz w:val="19"/>
+        </w:rPr>
+      </w:pPr>
+      <w:r>
+        <w:rPr>
+          <w:rFonts w:ascii="Courier New" w:hAnsi="Courier New" w:cs="Courier New"/>
+          <w:sz w:val="19"/>
+        </w:rPr>
+        <w:t xml:space="preserve">    sdt: payload.sdt,</w:t>
+      </w:r>
+    </w:p>
+    <w:p>
+      <w:pPr>
+        <w:spacing w:before="80" w:after="80" w:line="240" w:lineRule="auto"/>
+        <w:rPr>
+          <w:rFonts w:ascii="Courier New" w:hAnsi="Courier New" w:cs="Courier New"/>
+          <w:sz w:val="19"/>
+        </w:rPr>
+      </w:pPr>
+      <w:r>
+        <w:rPr>
+          <w:rFonts w:ascii="Courier New" w:hAnsi="Courier New" w:cs="Courier New"/>
+          <w:sz w:val="19"/>
+        </w:rPr>
+        <w:t xml:space="preserve">    diaChi: payload.diaChi,</w:t>
+      </w:r>
+    </w:p>
+    <w:p>
+      <w:pPr>
+        <w:spacing w:before="80" w:after="80" w:line="240" w:lineRule="auto"/>
+        <w:rPr>
+          <w:rFonts w:ascii="Courier New" w:hAnsi="Courier New" w:cs="Courier New"/>
+          <w:sz w:val="19"/>
+        </w:rPr>
+      </w:pPr>
+      <w:r>
+        <w:rPr>
+          <w:rFonts w:ascii="Courier New" w:hAnsi="Courier New" w:cs="Courier New"/>
+          <w:sz w:val="19"/>
+        </w:rPr>
+        <w:t xml:space="preserve">    tienSuBenh: payload.tienSuBenh,</w:t>
+      </w:r>
+    </w:p>
+    <w:p>
+      <w:pPr>
+        <w:spacing w:before="80" w:after="80" w:line="240" w:lineRule="auto"/>
+        <w:rPr>
+          <w:rFonts w:ascii="Courier New" w:hAnsi="Courier New" w:cs="Courier New"/>
+          <w:sz w:val="19"/>
+        </w:rPr>
+      </w:pPr>
+      <w:r>
+        <w:rPr>
+          <w:rFonts w:ascii="Courier New" w:hAnsi="Courier New" w:cs="Courier New"/>
+          <w:sz w:val="19"/>
+        </w:rPr>
+        <w:t xml:space="preserve">    maNVBacSi: payload.maBacSi || payload.maNV,</w:t>
+      </w:r>
+    </w:p>
+    <w:p>
+      <w:pPr>
+        <w:spacing w:before="80" w:after="80" w:line="240" w:lineRule="auto"/>
+        <w:rPr>
+          <w:rFonts w:ascii="Courier New" w:hAnsi="Courier New" w:cs="Courier New"/>
+          <w:sz w:val="19"/>
+        </w:rPr>
+      </w:pPr>
+      <w:r>
+        <w:rPr>
+          <w:rFonts w:ascii="Courier New" w:hAnsi="Courier New" w:cs="Courier New"/>
+          <w:sz w:val="19"/>
+        </w:rPr>
+        <w:t xml:space="preserve">    lyDoKham: payload.lyDoKham</w:t>
+      </w:r>
+    </w:p>
+    <w:p>
+      <w:pPr>
+        <w:spacing w:before="80" w:after="80" w:line="240" w:lineRule="auto"/>
+        <w:rPr>
+          <w:rFonts w:ascii="Courier New" w:hAnsi="Courier New" w:cs="Courier New"/>
+          <w:sz w:val="19"/>
+        </w:rPr>
+      </w:pPr>
+      <w:r>
+        <w:rPr>
+          <w:rFonts w:ascii="Courier New" w:hAnsi="Courier New" w:cs="Courier New"/>
+          <w:sz w:val="19"/>
+        </w:rPr>
+        <w:t xml:space="preserve">  };</w:t>
+      </w:r>
+    </w:p>
+    <w:p>
+      <w:pPr>
+        <w:spacing w:before="80" w:after="80" w:line="240" w:lineRule="auto"/>
+        <w:rPr>
+          <w:rFonts w:ascii="Courier New" w:hAnsi="Courier New" w:cs="Courier New"/>
+          <w:sz w:val="19"/>
+        </w:rPr>
+      </w:pPr>
+    </w:p>
+    <w:p>
+      <w:pPr>
+        <w:spacing w:before="80" w:after="80" w:line="240" w:lineRule="auto"/>
+        <w:rPr>
+          <w:rFonts w:ascii="Courier New" w:hAnsi="Courier New" w:cs="Courier New"/>
+          <w:sz w:val="19"/>
+        </w:rPr>
+      </w:pPr>
+      <w:r>
+        <w:rPr>
+          <w:rFonts w:ascii="Courier New" w:hAnsi="Courier New" w:cs="Courier New"/>
+          <w:sz w:val="19"/>
+        </w:rPr>
+        <w:t xml:space="preserve">  const res = await apiFetch('/TiepDon', {</w:t>
       </w:r>
     </w:p>
     <w:p>
@@ -351,7 +657,7 @@
           <w:rFonts w:ascii="Courier New" w:hAnsi="Courier New" w:cs="Courier New"/>
           <w:sz w:val="19"/>
         </w:rPr>
-        <w:t xml:space="preserve">    body: JSON.stringify(payload)</w:t>
+        <w:t xml:space="preserve">    body: JSON.stringify(requestData)</w:t>
       </w:r>
     </w:p>
     <w:p>
@@ -368,6 +674,22 @@
           <w:sz w:val="19"/>
         </w:rPr>
         <w:t xml:space="preserve">  });</w:t>
+      </w:r>
+    </w:p>
+    <w:p>
+      <w:pPr>
+        <w:spacing w:before="80" w:after="80" w:line="240" w:lineRule="auto"/>
+        <w:rPr>
+          <w:rFonts w:ascii="Courier New" w:hAnsi="Courier New" w:cs="Courier New"/>
+          <w:sz w:val="19"/>
+        </w:rPr>
+      </w:pPr>
+      <w:r>
+        <w:rPr>
+          <w:rFonts w:ascii="Courier New" w:hAnsi="Courier New" w:cs="Courier New"/>
+          <w:sz w:val="19"/>
+        </w:rPr>
+        <w:t xml:space="preserve">  return res;</w:t>
       </w:r>
     </w:p>
     <w:p>
@@ -419,87 +741,215 @@
           <w:b/>
           <w:sz w:val="26"/>
         </w:rPr>
-        <w:t>3.1. Các State quản lý dữ liệu Form và Tra cứu (Dòng 45 - 76)</w:t>
-      </w:r>
-    </w:p>
-    <w:p>
-      <w:pPr>
-        <w:spacing w:before="80" w:after="80" w:line="240" w:lineRule="auto"/>
-        <w:rPr>
-          <w:rFonts w:ascii="Courier New" w:hAnsi="Courier New" w:cs="Courier New"/>
-          <w:sz w:val="19"/>
-        </w:rPr>
-      </w:pPr>
-      <w:r>
-        <w:rPr>
-          <w:rFonts w:ascii="Courier New" w:hAnsi="Courier New" w:cs="Courier New"/>
-          <w:sz w:val="19"/>
-        </w:rPr>
-        <w:t>// Khai báo các biến trạng thái biểu mẫu (formData), bệnh nhân cũ tìm thấy (foundPatient)</w:t>
-      </w:r>
-    </w:p>
-    <w:p>
-      <w:pPr>
-        <w:spacing w:before="80" w:after="80" w:line="240" w:lineRule="auto"/>
-        <w:rPr>
-          <w:rFonts w:ascii="Courier New" w:hAnsi="Courier New" w:cs="Courier New"/>
-          <w:sz w:val="19"/>
-        </w:rPr>
-      </w:pPr>
-      <w:r>
-        <w:rPr>
-          <w:rFonts w:ascii="Courier New" w:hAnsi="Courier New" w:cs="Courier New"/>
-          <w:sz w:val="19"/>
-        </w:rPr>
-        <w:t>const [formData, setFormData] = useState({</w:t>
-      </w:r>
-    </w:p>
-    <w:p>
-      <w:pPr>
-        <w:spacing w:before="80" w:after="80" w:line="240" w:lineRule="auto"/>
-        <w:rPr>
-          <w:rFonts w:ascii="Courier New" w:hAnsi="Courier New" w:cs="Courier New"/>
-          <w:sz w:val="19"/>
-        </w:rPr>
-      </w:pPr>
-      <w:r>
-        <w:rPr>
-          <w:rFonts w:ascii="Courier New" w:hAnsi="Courier New" w:cs="Courier New"/>
-          <w:sz w:val="19"/>
-        </w:rPr>
-        <w:t xml:space="preserve">  sdt: '', hoTen: '', ngaySinh: '', gioiTinh: 'Nam',</w:t>
-      </w:r>
-    </w:p>
-    <w:p>
-      <w:pPr>
-        <w:spacing w:before="80" w:after="80" w:line="240" w:lineRule="auto"/>
-        <w:rPr>
-          <w:rFonts w:ascii="Courier New" w:hAnsi="Courier New" w:cs="Courier New"/>
-          <w:sz w:val="19"/>
-        </w:rPr>
-      </w:pPr>
-      <w:r>
-        <w:rPr>
-          <w:rFonts w:ascii="Courier New" w:hAnsi="Courier New" w:cs="Courier New"/>
-          <w:sz w:val="19"/>
-        </w:rPr>
-        <w:t xml:space="preserve">  diaChi: '', tienSuBenh: '', maBacSi: '', lyDoKham: '',</w:t>
-      </w:r>
-    </w:p>
-    <w:p>
-      <w:pPr>
-        <w:spacing w:before="80" w:after="80" w:line="240" w:lineRule="auto"/>
-        <w:rPr>
-          <w:rFonts w:ascii="Courier New" w:hAnsi="Courier New" w:cs="Courier New"/>
-          <w:sz w:val="19"/>
-        </w:rPr>
-      </w:pPr>
-      <w:r>
-        <w:rPr>
-          <w:rFonts w:ascii="Courier New" w:hAnsi="Courier New" w:cs="Courier New"/>
-          <w:sz w:val="19"/>
-        </w:rPr>
-        <w:t xml:space="preserve">  maICD: '', tenBenhICD: ''</w:t>
+        <w:t>3.1. Các State quản lý dữ liệu Form và Tra cứu (Dòng 39 - 53)</w:t>
+      </w:r>
+    </w:p>
+    <w:p>
+      <w:pPr>
+        <w:spacing w:before="80" w:after="80" w:line="240" w:lineRule="auto"/>
+        <w:rPr>
+          <w:rFonts w:ascii="Courier New" w:hAnsi="Courier New" w:cs="Courier New"/>
+          <w:sz w:val="19"/>
+        </w:rPr>
+      </w:pPr>
+      <w:r>
+        <w:rPr>
+          <w:rFonts w:ascii="Courier New" w:hAnsi="Courier New" w:cs="Courier New"/>
+          <w:sz w:val="19"/>
+        </w:rPr>
+        <w:t>// Khai báo các biến trạng thái biểu mẫu (formData) và bệnh nhân cũ tìm thấy (foundPatient)</w:t>
+      </w:r>
+    </w:p>
+    <w:p>
+      <w:pPr>
+        <w:spacing w:before="80" w:after="80" w:line="240" w:lineRule="auto"/>
+        <w:rPr>
+          <w:rFonts w:ascii="Courier New" w:hAnsi="Courier New" w:cs="Courier New"/>
+          <w:sz w:val="19"/>
+        </w:rPr>
+      </w:pPr>
+      <w:r>
+        <w:rPr>
+          <w:rFonts w:ascii="Courier New" w:hAnsi="Courier New" w:cs="Courier New"/>
+          <w:sz w:val="19"/>
+        </w:rPr>
+        <w:t>const [formData, setFormData] = useState(() =&gt; {</w:t>
+      </w:r>
+    </w:p>
+    <w:p>
+      <w:pPr>
+        <w:spacing w:before="80" w:after="80" w:line="240" w:lineRule="auto"/>
+        <w:rPr>
+          <w:rFonts w:ascii="Courier New" w:hAnsi="Courier New" w:cs="Courier New"/>
+          <w:sz w:val="19"/>
+        </w:rPr>
+      </w:pPr>
+      <w:r>
+        <w:rPr>
+          <w:rFonts w:ascii="Courier New" w:hAnsi="Courier New" w:cs="Courier New"/>
+          <w:sz w:val="19"/>
+        </w:rPr>
+        <w:t xml:space="preserve">  const state = location.state || {};</w:t>
+      </w:r>
+    </w:p>
+    <w:p>
+      <w:pPr>
+        <w:spacing w:before="80" w:after="80" w:line="240" w:lineRule="auto"/>
+        <w:rPr>
+          <w:rFonts w:ascii="Courier New" w:hAnsi="Courier New" w:cs="Courier New"/>
+          <w:sz w:val="19"/>
+        </w:rPr>
+      </w:pPr>
+      <w:r>
+        <w:rPr>
+          <w:rFonts w:ascii="Courier New" w:hAnsi="Courier New" w:cs="Courier New"/>
+          <w:sz w:val="19"/>
+        </w:rPr>
+        <w:t xml:space="preserve">  return {</w:t>
+      </w:r>
+    </w:p>
+    <w:p>
+      <w:pPr>
+        <w:spacing w:before="80" w:after="80" w:line="240" w:lineRule="auto"/>
+        <w:rPr>
+          <w:rFonts w:ascii="Courier New" w:hAnsi="Courier New" w:cs="Courier New"/>
+          <w:sz w:val="19"/>
+        </w:rPr>
+      </w:pPr>
+      <w:r>
+        <w:rPr>
+          <w:rFonts w:ascii="Courier New" w:hAnsi="Courier New" w:cs="Courier New"/>
+          <w:sz w:val="19"/>
+        </w:rPr>
+        <w:t xml:space="preserve">    sdt: state.sdt || '',</w:t>
+      </w:r>
+    </w:p>
+    <w:p>
+      <w:pPr>
+        <w:spacing w:before="80" w:after="80" w:line="240" w:lineRule="auto"/>
+        <w:rPr>
+          <w:rFonts w:ascii="Courier New" w:hAnsi="Courier New" w:cs="Courier New"/>
+          <w:sz w:val="19"/>
+        </w:rPr>
+      </w:pPr>
+      <w:r>
+        <w:rPr>
+          <w:rFonts w:ascii="Courier New" w:hAnsi="Courier New" w:cs="Courier New"/>
+          <w:sz w:val="19"/>
+        </w:rPr>
+        <w:t xml:space="preserve">    hoTen: state.hoTen || '',</w:t>
+      </w:r>
+    </w:p>
+    <w:p>
+      <w:pPr>
+        <w:spacing w:before="80" w:after="80" w:line="240" w:lineRule="auto"/>
+        <w:rPr>
+          <w:rFonts w:ascii="Courier New" w:hAnsi="Courier New" w:cs="Courier New"/>
+          <w:sz w:val="19"/>
+        </w:rPr>
+      </w:pPr>
+      <w:r>
+        <w:rPr>
+          <w:rFonts w:ascii="Courier New" w:hAnsi="Courier New" w:cs="Courier New"/>
+          <w:sz w:val="19"/>
+        </w:rPr>
+        <w:t xml:space="preserve">    ngaySinh: '', // Định dạng hiển thị: DD/MM/YYYY</w:t>
+      </w:r>
+    </w:p>
+    <w:p>
+      <w:pPr>
+        <w:spacing w:before="80" w:after="80" w:line="240" w:lineRule="auto"/>
+        <w:rPr>
+          <w:rFonts w:ascii="Courier New" w:hAnsi="Courier New" w:cs="Courier New"/>
+          <w:sz w:val="19"/>
+        </w:rPr>
+      </w:pPr>
+      <w:r>
+        <w:rPr>
+          <w:rFonts w:ascii="Courier New" w:hAnsi="Courier New" w:cs="Courier New"/>
+          <w:sz w:val="19"/>
+        </w:rPr>
+        <w:t xml:space="preserve">    gioiTinh: 'Nam',</w:t>
+      </w:r>
+    </w:p>
+    <w:p>
+      <w:pPr>
+        <w:spacing w:before="80" w:after="80" w:line="240" w:lineRule="auto"/>
+        <w:rPr>
+          <w:rFonts w:ascii="Courier New" w:hAnsi="Courier New" w:cs="Courier New"/>
+          <w:sz w:val="19"/>
+        </w:rPr>
+      </w:pPr>
+      <w:r>
+        <w:rPr>
+          <w:rFonts w:ascii="Courier New" w:hAnsi="Courier New" w:cs="Courier New"/>
+          <w:sz w:val="19"/>
+        </w:rPr>
+        <w:t xml:space="preserve">    diaChi: '',</w:t>
+      </w:r>
+    </w:p>
+    <w:p>
+      <w:pPr>
+        <w:spacing w:before="80" w:after="80" w:line="240" w:lineRule="auto"/>
+        <w:rPr>
+          <w:rFonts w:ascii="Courier New" w:hAnsi="Courier New" w:cs="Courier New"/>
+          <w:sz w:val="19"/>
+        </w:rPr>
+      </w:pPr>
+      <w:r>
+        <w:rPr>
+          <w:rFonts w:ascii="Courier New" w:hAnsi="Courier New" w:cs="Courier New"/>
+          <w:sz w:val="19"/>
+        </w:rPr>
+        <w:t xml:space="preserve">    tienSuBenh: '',</w:t>
+      </w:r>
+    </w:p>
+    <w:p>
+      <w:pPr>
+        <w:spacing w:before="80" w:after="80" w:line="240" w:lineRule="auto"/>
+        <w:rPr>
+          <w:rFonts w:ascii="Courier New" w:hAnsi="Courier New" w:cs="Courier New"/>
+          <w:sz w:val="19"/>
+        </w:rPr>
+      </w:pPr>
+      <w:r>
+        <w:rPr>
+          <w:rFonts w:ascii="Courier New" w:hAnsi="Courier New" w:cs="Courier New"/>
+          <w:sz w:val="19"/>
+        </w:rPr>
+        <w:t xml:space="preserve">    maBacSi: '',</w:t>
+      </w:r>
+    </w:p>
+    <w:p>
+      <w:pPr>
+        <w:spacing w:before="80" w:after="80" w:line="240" w:lineRule="auto"/>
+        <w:rPr>
+          <w:rFonts w:ascii="Courier New" w:hAnsi="Courier New" w:cs="Courier New"/>
+          <w:sz w:val="19"/>
+        </w:rPr>
+      </w:pPr>
+      <w:r>
+        <w:rPr>
+          <w:rFonts w:ascii="Courier New" w:hAnsi="Courier New" w:cs="Courier New"/>
+          <w:sz w:val="19"/>
+        </w:rPr>
+        <w:t xml:space="preserve">    lyDoKham: state.lyDoKham || ''</w:t>
+      </w:r>
+    </w:p>
+    <w:p>
+      <w:pPr>
+        <w:spacing w:before="80" w:after="80" w:line="240" w:lineRule="auto"/>
+        <w:rPr>
+          <w:rFonts w:ascii="Courier New" w:hAnsi="Courier New" w:cs="Courier New"/>
+          <w:sz w:val="19"/>
+        </w:rPr>
+      </w:pPr>
+      <w:r>
+        <w:rPr>
+          <w:rFonts w:ascii="Courier New" w:hAnsi="Courier New" w:cs="Courier New"/>
+          <w:sz w:val="19"/>
+        </w:rPr>
+        <w:t xml:space="preserve">  };</w:t>
       </w:r>
     </w:p>
     <w:p>
@@ -549,7 +999,7 @@
           <w:b/>
           <w:sz w:val="26"/>
         </w:rPr>
-        <w:t>3.2. Tra cứu bệnh nhân cũ tự động theo Số điện thoại (Dòng 78 - 97)</w:t>
+        <w:t>3.2. Tra cứu bệnh nhân cũ tự động theo Số điện thoại và Tự động điền dữ liệu (Dòng 56 - 110)</w:t>
       </w:r>
     </w:p>
     <w:p>
@@ -581,6 +1031,22 @@
           <w:rFonts w:ascii="Courier New" w:hAnsi="Courier New" w:cs="Courier New"/>
           <w:sz w:val="19"/>
         </w:rPr>
+        <w:t>// Đồng thời điền sẵn (Auto Fill) dữ liệu của bệnh nhân cũ vào biểu mẫu ngay lập tức để đồng bộ</w:t>
+      </w:r>
+    </w:p>
+    <w:p>
+      <w:pPr>
+        <w:spacing w:before="80" w:after="80" w:line="240" w:lineRule="auto"/>
+        <w:rPr>
+          <w:rFonts w:ascii="Courier New" w:hAnsi="Courier New" w:cs="Courier New"/>
+          <w:sz w:val="19"/>
+        </w:rPr>
+      </w:pPr>
+      <w:r>
+        <w:rPr>
+          <w:rFonts w:ascii="Courier New" w:hAnsi="Courier New" w:cs="Courier New"/>
+          <w:sz w:val="19"/>
+        </w:rPr>
         <w:t>const handleSdtChange = async (val) =&gt; {</w:t>
       </w:r>
     </w:p>
@@ -693,23 +1159,359 @@
           <w:rFonts w:ascii="Courier New" w:hAnsi="Courier New" w:cs="Courier New"/>
           <w:sz w:val="19"/>
         </w:rPr>
-        <w:t xml:space="preserve">        setFoundPatient(res.data); // Lưu thông tin bệnh nhân cũ</w:t>
-      </w:r>
-    </w:p>
-    <w:p>
-      <w:pPr>
-        <w:spacing w:before="80" w:after="80" w:line="240" w:lineRule="auto"/>
-        <w:rPr>
-          <w:rFonts w:ascii="Courier New" w:hAnsi="Courier New" w:cs="Courier New"/>
-          <w:sz w:val="19"/>
-        </w:rPr>
-      </w:pPr>
-      <w:r>
-        <w:rPr>
-          <w:rFonts w:ascii="Courier New" w:hAnsi="Courier New" w:cs="Courier New"/>
-          <w:sz w:val="19"/>
-        </w:rPr>
-        <w:t xml:space="preserve">        showSuccess(`Tìm thấy bệnh nhân cũ: ${res.data.hoTen}`);</w:t>
+        <w:t xml:space="preserve">        setFoundPatient(res.data);</w:t>
+      </w:r>
+    </w:p>
+    <w:p>
+      <w:pPr>
+        <w:spacing w:before="80" w:after="80" w:line="240" w:lineRule="auto"/>
+        <w:rPr>
+          <w:rFonts w:ascii="Courier New" w:hAnsi="Courier New" w:cs="Courier New"/>
+          <w:sz w:val="19"/>
+        </w:rPr>
+      </w:pPr>
+      <w:r>
+        <w:rPr>
+          <w:rFonts w:ascii="Courier New" w:hAnsi="Courier New" w:cs="Courier New"/>
+          <w:sz w:val="19"/>
+        </w:rPr>
+        <w:t xml:space="preserve">        showSuccess(`Tìm thấy hồ sơ bệnh nhân cũ: ${res.data.hoTen}. Đã tự động điền thông tin!`);</w:t>
+      </w:r>
+    </w:p>
+    <w:p>
+      <w:pPr>
+        <w:spacing w:before="80" w:after="80" w:line="240" w:lineRule="auto"/>
+        <w:rPr>
+          <w:rFonts w:ascii="Courier New" w:hAnsi="Courier New" w:cs="Courier New"/>
+          <w:sz w:val="19"/>
+        </w:rPr>
+      </w:pPr>
+      <w:r>
+        <w:rPr>
+          <w:rFonts w:ascii="Courier New" w:hAnsi="Courier New" w:cs="Courier New"/>
+          <w:sz w:val="19"/>
+        </w:rPr>
+        <w:t xml:space="preserve">        </w:t>
+      </w:r>
+    </w:p>
+    <w:p>
+      <w:pPr>
+        <w:spacing w:before="80" w:after="80" w:line="240" w:lineRule="auto"/>
+        <w:rPr>
+          <w:rFonts w:ascii="Courier New" w:hAnsi="Courier New" w:cs="Courier New"/>
+          <w:sz w:val="19"/>
+        </w:rPr>
+      </w:pPr>
+      <w:r>
+        <w:rPr>
+          <w:rFonts w:ascii="Courier New" w:hAnsi="Courier New" w:cs="Courier New"/>
+          <w:sz w:val="19"/>
+        </w:rPr>
+        <w:t xml:space="preserve">        let displayDob = '';</w:t>
+      </w:r>
+    </w:p>
+    <w:p>
+      <w:pPr>
+        <w:spacing w:before="80" w:after="80" w:line="240" w:lineRule="auto"/>
+        <w:rPr>
+          <w:rFonts w:ascii="Courier New" w:hAnsi="Courier New" w:cs="Courier New"/>
+          <w:sz w:val="19"/>
+        </w:rPr>
+      </w:pPr>
+      <w:r>
+        <w:rPr>
+          <w:rFonts w:ascii="Courier New" w:hAnsi="Courier New" w:cs="Courier New"/>
+          <w:sz w:val="19"/>
+        </w:rPr>
+        <w:t xml:space="preserve">        if (res.data.ngaySinh) {</w:t>
+      </w:r>
+    </w:p>
+    <w:p>
+      <w:pPr>
+        <w:spacing w:before="80" w:after="80" w:line="240" w:lineRule="auto"/>
+        <w:rPr>
+          <w:rFonts w:ascii="Courier New" w:hAnsi="Courier New" w:cs="Courier New"/>
+          <w:sz w:val="19"/>
+        </w:rPr>
+      </w:pPr>
+      <w:r>
+        <w:rPr>
+          <w:rFonts w:ascii="Courier New" w:hAnsi="Courier New" w:cs="Courier New"/>
+          <w:sz w:val="19"/>
+        </w:rPr>
+        <w:t xml:space="preserve">          const separator = res.data.ngaySinh.includes('-') ? '-' : '/';</w:t>
+      </w:r>
+    </w:p>
+    <w:p>
+      <w:pPr>
+        <w:spacing w:before="80" w:after="80" w:line="240" w:lineRule="auto"/>
+        <w:rPr>
+          <w:rFonts w:ascii="Courier New" w:hAnsi="Courier New" w:cs="Courier New"/>
+          <w:sz w:val="19"/>
+        </w:rPr>
+      </w:pPr>
+      <w:r>
+        <w:rPr>
+          <w:rFonts w:ascii="Courier New" w:hAnsi="Courier New" w:cs="Courier New"/>
+          <w:sz w:val="19"/>
+        </w:rPr>
+        <w:t xml:space="preserve">          const parts = res.data.ngaySinh.split(separator);</w:t>
+      </w:r>
+    </w:p>
+    <w:p>
+      <w:pPr>
+        <w:spacing w:before="80" w:after="80" w:line="240" w:lineRule="auto"/>
+        <w:rPr>
+          <w:rFonts w:ascii="Courier New" w:hAnsi="Courier New" w:cs="Courier New"/>
+          <w:sz w:val="19"/>
+        </w:rPr>
+      </w:pPr>
+      <w:r>
+        <w:rPr>
+          <w:rFonts w:ascii="Courier New" w:hAnsi="Courier New" w:cs="Courier New"/>
+          <w:sz w:val="19"/>
+        </w:rPr>
+        <w:t xml:space="preserve">          if (parts.length === 3) {</w:t>
+      </w:r>
+    </w:p>
+    <w:p>
+      <w:pPr>
+        <w:spacing w:before="80" w:after="80" w:line="240" w:lineRule="auto"/>
+        <w:rPr>
+          <w:rFonts w:ascii="Courier New" w:hAnsi="Courier New" w:cs="Courier New"/>
+          <w:sz w:val="19"/>
+        </w:rPr>
+      </w:pPr>
+      <w:r>
+        <w:rPr>
+          <w:rFonts w:ascii="Courier New" w:hAnsi="Courier New" w:cs="Courier New"/>
+          <w:sz w:val="19"/>
+        </w:rPr>
+        <w:t xml:space="preserve">            if (parts[0].length === 4) {</w:t>
+      </w:r>
+    </w:p>
+    <w:p>
+      <w:pPr>
+        <w:spacing w:before="80" w:after="80" w:line="240" w:lineRule="auto"/>
+        <w:rPr>
+          <w:rFonts w:ascii="Courier New" w:hAnsi="Courier New" w:cs="Courier New"/>
+          <w:sz w:val="19"/>
+        </w:rPr>
+      </w:pPr>
+      <w:r>
+        <w:rPr>
+          <w:rFonts w:ascii="Courier New" w:hAnsi="Courier New" w:cs="Courier New"/>
+          <w:sz w:val="19"/>
+        </w:rPr>
+        <w:t xml:space="preserve">              displayDob = `${parts[2]}/${parts[1]}/${parts[0]}`;</w:t>
+      </w:r>
+    </w:p>
+    <w:p>
+      <w:pPr>
+        <w:spacing w:before="80" w:after="80" w:line="240" w:lineRule="auto"/>
+        <w:rPr>
+          <w:rFonts w:ascii="Courier New" w:hAnsi="Courier New" w:cs="Courier New"/>
+          <w:sz w:val="19"/>
+        </w:rPr>
+      </w:pPr>
+      <w:r>
+        <w:rPr>
+          <w:rFonts w:ascii="Courier New" w:hAnsi="Courier New" w:cs="Courier New"/>
+          <w:sz w:val="19"/>
+        </w:rPr>
+        <w:t xml:space="preserve">            } else {</w:t>
+      </w:r>
+    </w:p>
+    <w:p>
+      <w:pPr>
+        <w:spacing w:before="80" w:after="80" w:line="240" w:lineRule="auto"/>
+        <w:rPr>
+          <w:rFonts w:ascii="Courier New" w:hAnsi="Courier New" w:cs="Courier New"/>
+          <w:sz w:val="19"/>
+        </w:rPr>
+      </w:pPr>
+      <w:r>
+        <w:rPr>
+          <w:rFonts w:ascii="Courier New" w:hAnsi="Courier New" w:cs="Courier New"/>
+          <w:sz w:val="19"/>
+        </w:rPr>
+        <w:t xml:space="preserve">              displayDob = `${parts[0]}/${parts[1]}/${res.data.ngaySinh.split(separator)[2]}`;</w:t>
+      </w:r>
+    </w:p>
+    <w:p>
+      <w:pPr>
+        <w:spacing w:before="80" w:after="80" w:line="240" w:lineRule="auto"/>
+        <w:rPr>
+          <w:rFonts w:ascii="Courier New" w:hAnsi="Courier New" w:cs="Courier New"/>
+          <w:sz w:val="19"/>
+        </w:rPr>
+      </w:pPr>
+      <w:r>
+        <w:rPr>
+          <w:rFonts w:ascii="Courier New" w:hAnsi="Courier New" w:cs="Courier New"/>
+          <w:sz w:val="19"/>
+        </w:rPr>
+        <w:t xml:space="preserve">            }</w:t>
+      </w:r>
+    </w:p>
+    <w:p>
+      <w:pPr>
+        <w:spacing w:before="80" w:after="80" w:line="240" w:lineRule="auto"/>
+        <w:rPr>
+          <w:rFonts w:ascii="Courier New" w:hAnsi="Courier New" w:cs="Courier New"/>
+          <w:sz w:val="19"/>
+        </w:rPr>
+      </w:pPr>
+      <w:r>
+        <w:rPr>
+          <w:rFonts w:ascii="Courier New" w:hAnsi="Courier New" w:cs="Courier New"/>
+          <w:sz w:val="19"/>
+        </w:rPr>
+        <w:t xml:space="preserve">          } else { displayDob = res.data.ngaySinh; }</w:t>
+      </w:r>
+    </w:p>
+    <w:p>
+      <w:pPr>
+        <w:spacing w:before="80" w:after="80" w:line="240" w:lineRule="auto"/>
+        <w:rPr>
+          <w:rFonts w:ascii="Courier New" w:hAnsi="Courier New" w:cs="Courier New"/>
+          <w:sz w:val="19"/>
+        </w:rPr>
+      </w:pPr>
+      <w:r>
+        <w:rPr>
+          <w:rFonts w:ascii="Courier New" w:hAnsi="Courier New" w:cs="Courier New"/>
+          <w:sz w:val="19"/>
+        </w:rPr>
+        <w:t xml:space="preserve">        }</w:t>
+      </w:r>
+    </w:p>
+    <w:p>
+      <w:pPr>
+        <w:spacing w:before="80" w:after="80" w:line="240" w:lineRule="auto"/>
+        <w:rPr>
+          <w:rFonts w:ascii="Courier New" w:hAnsi="Courier New" w:cs="Courier New"/>
+          <w:sz w:val="19"/>
+        </w:rPr>
+      </w:pPr>
+      <w:r>
+        <w:rPr>
+          <w:rFonts w:ascii="Courier New" w:hAnsi="Courier New" w:cs="Courier New"/>
+          <w:sz w:val="19"/>
+        </w:rPr>
+        <w:t xml:space="preserve">        setFormData(prev =&gt; ({</w:t>
+      </w:r>
+    </w:p>
+    <w:p>
+      <w:pPr>
+        <w:spacing w:before="80" w:after="80" w:line="240" w:lineRule="auto"/>
+        <w:rPr>
+          <w:rFonts w:ascii="Courier New" w:hAnsi="Courier New" w:cs="Courier New"/>
+          <w:sz w:val="19"/>
+        </w:rPr>
+      </w:pPr>
+      <w:r>
+        <w:rPr>
+          <w:rFonts w:ascii="Courier New" w:hAnsi="Courier New" w:cs="Courier New"/>
+          <w:sz w:val="19"/>
+        </w:rPr>
+        <w:t xml:space="preserve">          ...prev,</w:t>
+      </w:r>
+    </w:p>
+    <w:p>
+      <w:pPr>
+        <w:spacing w:before="80" w:after="80" w:line="240" w:lineRule="auto"/>
+        <w:rPr>
+          <w:rFonts w:ascii="Courier New" w:hAnsi="Courier New" w:cs="Courier New"/>
+          <w:sz w:val="19"/>
+        </w:rPr>
+      </w:pPr>
+      <w:r>
+        <w:rPr>
+          <w:rFonts w:ascii="Courier New" w:hAnsi="Courier New" w:cs="Courier New"/>
+          <w:sz w:val="19"/>
+        </w:rPr>
+        <w:t xml:space="preserve">          hoTen: res.data.hoTen,</w:t>
+      </w:r>
+    </w:p>
+    <w:p>
+      <w:pPr>
+        <w:spacing w:before="80" w:after="80" w:line="240" w:lineRule="auto"/>
+        <w:rPr>
+          <w:rFonts w:ascii="Courier New" w:hAnsi="Courier New" w:cs="Courier New"/>
+          <w:sz w:val="19"/>
+        </w:rPr>
+      </w:pPr>
+      <w:r>
+        <w:rPr>
+          <w:rFonts w:ascii="Courier New" w:hAnsi="Courier New" w:cs="Courier New"/>
+          <w:sz w:val="19"/>
+        </w:rPr>
+        <w:t xml:space="preserve">          ngaySinh: displayDob,</w:t>
+      </w:r>
+    </w:p>
+    <w:p>
+      <w:pPr>
+        <w:spacing w:before="80" w:after="80" w:line="240" w:lineRule="auto"/>
+        <w:rPr>
+          <w:rFonts w:ascii="Courier New" w:hAnsi="Courier New" w:cs="Courier New"/>
+          <w:sz w:val="19"/>
+        </w:rPr>
+      </w:pPr>
+      <w:r>
+        <w:rPr>
+          <w:rFonts w:ascii="Courier New" w:hAnsi="Courier New" w:cs="Courier New"/>
+          <w:sz w:val="19"/>
+        </w:rPr>
+        <w:t xml:space="preserve">          gioiTinh: res.data.gioiTinh || 'Nam',</w:t>
+      </w:r>
+    </w:p>
+    <w:p>
+      <w:pPr>
+        <w:spacing w:before="80" w:after="80" w:line="240" w:lineRule="auto"/>
+        <w:rPr>
+          <w:rFonts w:ascii="Courier New" w:hAnsi="Courier New" w:cs="Courier New"/>
+          <w:sz w:val="19"/>
+        </w:rPr>
+      </w:pPr>
+      <w:r>
+        <w:rPr>
+          <w:rFonts w:ascii="Courier New" w:hAnsi="Courier New" w:cs="Courier New"/>
+          <w:sz w:val="19"/>
+        </w:rPr>
+        <w:t xml:space="preserve">          diaChi: res.data.diaChi || '',</w:t>
+      </w:r>
+    </w:p>
+    <w:p>
+      <w:pPr>
+        <w:spacing w:before="80" w:after="80" w:line="240" w:lineRule="auto"/>
+        <w:rPr>
+          <w:rFonts w:ascii="Courier New" w:hAnsi="Courier New" w:cs="Courier New"/>
+          <w:sz w:val="19"/>
+        </w:rPr>
+      </w:pPr>
+      <w:r>
+        <w:rPr>
+          <w:rFonts w:ascii="Courier New" w:hAnsi="Courier New" w:cs="Courier New"/>
+          <w:sz w:val="19"/>
+        </w:rPr>
+        <w:t xml:space="preserve">          tienSuBenh: res.data.tienSuBenh || ''</w:t>
+      </w:r>
+    </w:p>
+    <w:p>
+      <w:pPr>
+        <w:spacing w:before="80" w:after="80" w:line="240" w:lineRule="auto"/>
+        <w:rPr>
+          <w:rFonts w:ascii="Courier New" w:hAnsi="Courier New" w:cs="Courier New"/>
+          <w:sz w:val="19"/>
+        </w:rPr>
+      </w:pPr>
+      <w:r>
+        <w:rPr>
+          <w:rFonts w:ascii="Courier New" w:hAnsi="Courier New" w:cs="Courier New"/>
+          <w:sz w:val="19"/>
+        </w:rPr>
+        <w:t xml:space="preserve">        }));</w:t>
       </w:r>
     </w:p>
     <w:p>
@@ -757,7 +1559,103 @@
           <w:rFonts w:ascii="Courier New" w:hAnsi="Courier New" w:cs="Courier New"/>
           <w:sz w:val="19"/>
         </w:rPr>
-        <w:t xml:space="preserve">  } else { setFoundPatient(null); }</w:t>
+        <w:t xml:space="preserve">  } else {</w:t>
+      </w:r>
+    </w:p>
+    <w:p>
+      <w:pPr>
+        <w:spacing w:before="80" w:after="80" w:line="240" w:lineRule="auto"/>
+        <w:rPr>
+          <w:rFonts w:ascii="Courier New" w:hAnsi="Courier New" w:cs="Courier New"/>
+          <w:sz w:val="19"/>
+        </w:rPr>
+      </w:pPr>
+      <w:r>
+        <w:rPr>
+          <w:rFonts w:ascii="Courier New" w:hAnsi="Courier New" w:cs="Courier New"/>
+          <w:sz w:val="19"/>
+        </w:rPr>
+        <w:t xml:space="preserve">    setFoundPatient(null);</w:t>
+      </w:r>
+    </w:p>
+    <w:p>
+      <w:pPr>
+        <w:spacing w:before="80" w:after="80" w:line="240" w:lineRule="auto"/>
+        <w:rPr>
+          <w:rFonts w:ascii="Courier New" w:hAnsi="Courier New" w:cs="Courier New"/>
+          <w:sz w:val="19"/>
+        </w:rPr>
+      </w:pPr>
+      <w:r>
+        <w:rPr>
+          <w:rFonts w:ascii="Courier New" w:hAnsi="Courier New" w:cs="Courier New"/>
+          <w:sz w:val="19"/>
+        </w:rPr>
+        <w:t xml:space="preserve">    setFormData(prev =&gt; ({ </w:t>
+      </w:r>
+    </w:p>
+    <w:p>
+      <w:pPr>
+        <w:spacing w:before="80" w:after="80" w:line="240" w:lineRule="auto"/>
+        <w:rPr>
+          <w:rFonts w:ascii="Courier New" w:hAnsi="Courier New" w:cs="Courier New"/>
+          <w:sz w:val="19"/>
+        </w:rPr>
+      </w:pPr>
+      <w:r>
+        <w:rPr>
+          <w:rFonts w:ascii="Courier New" w:hAnsi="Courier New" w:cs="Courier New"/>
+          <w:sz w:val="19"/>
+        </w:rPr>
+        <w:t xml:space="preserve">      ...prev,</w:t>
+      </w:r>
+    </w:p>
+    <w:p>
+      <w:pPr>
+        <w:spacing w:before="80" w:after="80" w:line="240" w:lineRule="auto"/>
+        <w:rPr>
+          <w:rFonts w:ascii="Courier New" w:hAnsi="Courier New" w:cs="Courier New"/>
+          <w:sz w:val="19"/>
+        </w:rPr>
+      </w:pPr>
+      <w:r>
+        <w:rPr>
+          <w:rFonts w:ascii="Courier New" w:hAnsi="Courier New" w:cs="Courier New"/>
+          <w:sz w:val="19"/>
+        </w:rPr>
+        <w:t xml:space="preserve">      hoTen: '', ngaySinh: '', gioiTinh: 'Nam', diaChi: '', tienSuBenh: '' </w:t>
+      </w:r>
+    </w:p>
+    <w:p>
+      <w:pPr>
+        <w:spacing w:before="80" w:after="80" w:line="240" w:lineRule="auto"/>
+        <w:rPr>
+          <w:rFonts w:ascii="Courier New" w:hAnsi="Courier New" w:cs="Courier New"/>
+          <w:sz w:val="19"/>
+        </w:rPr>
+      </w:pPr>
+      <w:r>
+        <w:rPr>
+          <w:rFonts w:ascii="Courier New" w:hAnsi="Courier New" w:cs="Courier New"/>
+          <w:sz w:val="19"/>
+        </w:rPr>
+        <w:t xml:space="preserve">    }));</w:t>
+      </w:r>
+    </w:p>
+    <w:p>
+      <w:pPr>
+        <w:spacing w:before="80" w:after="80" w:line="240" w:lineRule="auto"/>
+        <w:rPr>
+          <w:rFonts w:ascii="Courier New" w:hAnsi="Courier New" w:cs="Courier New"/>
+          <w:sz w:val="19"/>
+        </w:rPr>
+      </w:pPr>
+      <w:r>
+        <w:rPr>
+          <w:rFonts w:ascii="Courier New" w:hAnsi="Courier New" w:cs="Courier New"/>
+          <w:sz w:val="19"/>
+        </w:rPr>
+        <w:t xml:space="preserve">  }</w:t>
       </w:r>
     </w:p>
     <w:p>
@@ -791,7 +1689,7 @@
           <w:b/>
           <w:sz w:val="26"/>
         </w:rPr>
-        <w:t>3.3. Tự động định dạng Ngày sinh và Tính tuổi (Dòng 100 - 158)</w:t>
+        <w:t>3.3. Tự động định dạng Ngày sinh và Tính tuổi (Dòng 113 - 126, Dòng 159 - 171)</w:t>
       </w:r>
     </w:p>
     <w:p>
@@ -855,7 +1753,23 @@
           <w:rFonts w:ascii="Courier New" w:hAnsi="Courier New" w:cs="Courier New"/>
           <w:sz w:val="19"/>
         </w:rPr>
-        <w:t xml:space="preserve">  if (e.nativeEvent.inputType !== 'deleteContentBackward') {</w:t>
+        <w:t xml:space="preserve">  const isDeleting = e.nativeEvent.inputType === 'deleteContentBackward';</w:t>
+      </w:r>
+    </w:p>
+    <w:p>
+      <w:pPr>
+        <w:spacing w:before="80" w:after="80" w:line="240" w:lineRule="auto"/>
+        <w:rPr>
+          <w:rFonts w:ascii="Courier New" w:hAnsi="Courier New" w:cs="Courier New"/>
+          <w:sz w:val="19"/>
+        </w:rPr>
+      </w:pPr>
+      <w:r>
+        <w:rPr>
+          <w:rFonts w:ascii="Courier New" w:hAnsi="Courier New" w:cs="Courier New"/>
+          <w:sz w:val="19"/>
+        </w:rPr>
+        <w:t xml:space="preserve">  if (!isDeleting) {</w:t>
       </w:r>
     </w:p>
     <w:p>
@@ -1154,7 +2068,7 @@
           <w:b/>
           <w:sz w:val="26"/>
         </w:rPr>
-        <w:t>3.4. Điền nhanh thông tin bệnh nhân cũ bằng Phím tắt F2 (Dòng 125 - 143, Dòng 268 - 280)</w:t>
+        <w:t>3.4. Điền nhanh thông tin bệnh nhân cũ bằng Phím tắt F2 (Dòng 137 - 166, Dòng 281 - 293)</w:t>
       </w:r>
     </w:p>
     <w:p>
@@ -1218,23 +2132,183 @@
           <w:rFonts w:ascii="Courier New" w:hAnsi="Courier New" w:cs="Courier New"/>
           <w:sz w:val="19"/>
         </w:rPr>
-        <w:t xml:space="preserve">    const parts = foundPatient.ngaySinh.split('-');</w:t>
-      </w:r>
-    </w:p>
-    <w:p>
-      <w:pPr>
-        <w:spacing w:before="80" w:after="80" w:line="240" w:lineRule="auto"/>
-        <w:rPr>
-          <w:rFonts w:ascii="Courier New" w:hAnsi="Courier New" w:cs="Courier New"/>
-          <w:sz w:val="19"/>
-        </w:rPr>
-      </w:pPr>
-      <w:r>
-        <w:rPr>
-          <w:rFonts w:ascii="Courier New" w:hAnsi="Courier New" w:cs="Courier New"/>
-          <w:sz w:val="19"/>
-        </w:rPr>
-        <w:t xml:space="preserve">    const displayDob = parts.length === 3 ? `${parts[2]}/${parts[1]}/${parts[0]}` : foundPatient.ngaySinh;</w:t>
+        <w:t xml:space="preserve">    let displayDob = '';</w:t>
+      </w:r>
+    </w:p>
+    <w:p>
+      <w:pPr>
+        <w:spacing w:before="80" w:after="80" w:line="240" w:lineRule="auto"/>
+        <w:rPr>
+          <w:rFonts w:ascii="Courier New" w:hAnsi="Courier New" w:cs="Courier New"/>
+          <w:sz w:val="19"/>
+        </w:rPr>
+      </w:pPr>
+      <w:r>
+        <w:rPr>
+          <w:rFonts w:ascii="Courier New" w:hAnsi="Courier New" w:cs="Courier New"/>
+          <w:sz w:val="19"/>
+        </w:rPr>
+        <w:t xml:space="preserve">    if (foundPatient.ngaySinh) {</w:t>
+      </w:r>
+    </w:p>
+    <w:p>
+      <w:pPr>
+        <w:spacing w:before="80" w:after="80" w:line="240" w:lineRule="auto"/>
+        <w:rPr>
+          <w:rFonts w:ascii="Courier New" w:hAnsi="Courier New" w:cs="Courier New"/>
+          <w:sz w:val="19"/>
+        </w:rPr>
+      </w:pPr>
+      <w:r>
+        <w:rPr>
+          <w:rFonts w:ascii="Courier New" w:hAnsi="Courier New" w:cs="Courier New"/>
+          <w:sz w:val="19"/>
+        </w:rPr>
+        <w:t xml:space="preserve">      const separator = foundPatient.ngaySinh.includes('-') ? '-' : '/';</w:t>
+      </w:r>
+    </w:p>
+    <w:p>
+      <w:pPr>
+        <w:spacing w:before="80" w:after="80" w:line="240" w:lineRule="auto"/>
+        <w:rPr>
+          <w:rFonts w:ascii="Courier New" w:hAnsi="Courier New" w:cs="Courier New"/>
+          <w:sz w:val="19"/>
+        </w:rPr>
+      </w:pPr>
+      <w:r>
+        <w:rPr>
+          <w:rFonts w:ascii="Courier New" w:hAnsi="Courier New" w:cs="Courier New"/>
+          <w:sz w:val="19"/>
+        </w:rPr>
+        <w:t xml:space="preserve">      const parts = foundPatient.ngaySinh.split(separator);</w:t>
+      </w:r>
+    </w:p>
+    <w:p>
+      <w:pPr>
+        <w:spacing w:before="80" w:after="80" w:line="240" w:lineRule="auto"/>
+        <w:rPr>
+          <w:rFonts w:ascii="Courier New" w:hAnsi="Courier New" w:cs="Courier New"/>
+          <w:sz w:val="19"/>
+        </w:rPr>
+      </w:pPr>
+      <w:r>
+        <w:rPr>
+          <w:rFonts w:ascii="Courier New" w:hAnsi="Courier New" w:cs="Courier New"/>
+          <w:sz w:val="19"/>
+        </w:rPr>
+        <w:t xml:space="preserve">      if (parts.length === 3) {</w:t>
+      </w:r>
+    </w:p>
+    <w:p>
+      <w:pPr>
+        <w:spacing w:before="80" w:after="80" w:line="240" w:lineRule="auto"/>
+        <w:rPr>
+          <w:rFonts w:ascii="Courier New" w:hAnsi="Courier New" w:cs="Courier New"/>
+          <w:sz w:val="19"/>
+        </w:rPr>
+      </w:pPr>
+      <w:r>
+        <w:rPr>
+          <w:rFonts w:ascii="Courier New" w:hAnsi="Courier New" w:cs="Courier New"/>
+          <w:sz w:val="19"/>
+        </w:rPr>
+        <w:t xml:space="preserve">        if (parts[0].length === 4) {</w:t>
+      </w:r>
+    </w:p>
+    <w:p>
+      <w:pPr>
+        <w:spacing w:before="80" w:after="80" w:line="240" w:lineRule="auto"/>
+        <w:rPr>
+          <w:rFonts w:ascii="Courier New" w:hAnsi="Courier New" w:cs="Courier New"/>
+          <w:sz w:val="19"/>
+        </w:rPr>
+      </w:pPr>
+      <w:r>
+        <w:rPr>
+          <w:rFonts w:ascii="Courier New" w:hAnsi="Courier New" w:cs="Courier New"/>
+          <w:sz w:val="19"/>
+        </w:rPr>
+        <w:t xml:space="preserve">          displayDob = `${parts[2]}/${parts[1]}/${parts[0]}`;</w:t>
+      </w:r>
+    </w:p>
+    <w:p>
+      <w:pPr>
+        <w:spacing w:before="80" w:after="80" w:line="240" w:lineRule="auto"/>
+        <w:rPr>
+          <w:rFonts w:ascii="Courier New" w:hAnsi="Courier New" w:cs="Courier New"/>
+          <w:sz w:val="19"/>
+        </w:rPr>
+      </w:pPr>
+      <w:r>
+        <w:rPr>
+          <w:rFonts w:ascii="Courier New" w:hAnsi="Courier New" w:cs="Courier New"/>
+          <w:sz w:val="19"/>
+        </w:rPr>
+        <w:t xml:space="preserve">        } else {</w:t>
+      </w:r>
+    </w:p>
+    <w:p>
+      <w:pPr>
+        <w:spacing w:before="80" w:after="80" w:line="240" w:lineRule="auto"/>
+        <w:rPr>
+          <w:rFonts w:ascii="Courier New" w:hAnsi="Courier New" w:cs="Courier New"/>
+          <w:sz w:val="19"/>
+        </w:rPr>
+      </w:pPr>
+      <w:r>
+        <w:rPr>
+          <w:rFonts w:ascii="Courier New" w:hAnsi="Courier New" w:cs="Courier New"/>
+          <w:sz w:val="19"/>
+        </w:rPr>
+        <w:t xml:space="preserve">          displayDob = `${parts[0]}/${parts[1]}/${parts[2]}`;</w:t>
+      </w:r>
+    </w:p>
+    <w:p>
+      <w:pPr>
+        <w:spacing w:before="80" w:after="80" w:line="240" w:lineRule="auto"/>
+        <w:rPr>
+          <w:rFonts w:ascii="Courier New" w:hAnsi="Courier New" w:cs="Courier New"/>
+          <w:sz w:val="19"/>
+        </w:rPr>
+      </w:pPr>
+      <w:r>
+        <w:rPr>
+          <w:rFonts w:ascii="Courier New" w:hAnsi="Courier New" w:cs="Courier New"/>
+          <w:sz w:val="19"/>
+        </w:rPr>
+        <w:t xml:space="preserve">        }</w:t>
+      </w:r>
+    </w:p>
+    <w:p>
+      <w:pPr>
+        <w:spacing w:before="80" w:after="80" w:line="240" w:lineRule="auto"/>
+        <w:rPr>
+          <w:rFonts w:ascii="Courier New" w:hAnsi="Courier New" w:cs="Courier New"/>
+          <w:sz w:val="19"/>
+        </w:rPr>
+      </w:pPr>
+      <w:r>
+        <w:rPr>
+          <w:rFonts w:ascii="Courier New" w:hAnsi="Courier New" w:cs="Courier New"/>
+          <w:sz w:val="19"/>
+        </w:rPr>
+        <w:t xml:space="preserve">      } else { displayDob = foundPatient.ngaySinh; }</w:t>
+      </w:r>
+    </w:p>
+    <w:p>
+      <w:pPr>
+        <w:spacing w:before="80" w:after="80" w:line="240" w:lineRule="auto"/>
+        <w:rPr>
+          <w:rFonts w:ascii="Courier New" w:hAnsi="Courier New" w:cs="Courier New"/>
+          <w:sz w:val="19"/>
+        </w:rPr>
+      </w:pPr>
+      <w:r>
+        <w:rPr>
+          <w:rFonts w:ascii="Courier New" w:hAnsi="Courier New" w:cs="Courier New"/>
+          <w:sz w:val="19"/>
+        </w:rPr>
+        <w:t xml:space="preserve">    }</w:t>
       </w:r>
     </w:p>
     <w:p>
@@ -1597,23 +2671,39 @@
           <w:b/>
           <w:sz w:val="26"/>
         </w:rPr>
-        <w:t>3.5. Hàm kiểm tra hợp lệ dữ liệu và Gửi yêu cầu tiếp nhận (Dòng 171 - 210)</w:t>
-      </w:r>
-    </w:p>
-    <w:p>
-      <w:pPr>
-        <w:spacing w:before="80" w:after="80" w:line="240" w:lineRule="auto"/>
-        <w:rPr>
-          <w:rFonts w:ascii="Courier New" w:hAnsi="Courier New" w:cs="Courier New"/>
-          <w:sz w:val="19"/>
-        </w:rPr>
-      </w:pPr>
-      <w:r>
-        <w:rPr>
-          <w:rFonts w:ascii="Courier New" w:hAnsi="Courier New" w:cs="Courier New"/>
-          <w:sz w:val="19"/>
-        </w:rPr>
-        <w:t>// Kiểm tra dữ liệu đầu vào (Validation), định dạng ngày sinh chuẩn ISO và gửi API lưu trữ</w:t>
+        <w:t>3.5. Hàm kiểm tra hợp lệ dữ liệu và Gửi yêu cầu tiếp nhận (Dòng 192 - 236)</w:t>
+      </w:r>
+    </w:p>
+    <w:p>
+      <w:pPr>
+        <w:spacing w:before="80" w:after="80" w:line="240" w:lineRule="auto"/>
+        <w:rPr>
+          <w:rFonts w:ascii="Courier New" w:hAnsi="Courier New" w:cs="Courier New"/>
+          <w:sz w:val="19"/>
+        </w:rPr>
+      </w:pPr>
+      <w:r>
+        <w:rPr>
+          <w:rFonts w:ascii="Courier New" w:hAnsi="Courier New" w:cs="Courier New"/>
+          <w:sz w:val="19"/>
+        </w:rPr>
+        <w:t>// Kiểm tra dữ liệu đầu vào (Validation) bắt buộc Bác sĩ, định dạng ngày sinh và gửi API lưu trữ</w:t>
+      </w:r>
+    </w:p>
+    <w:p>
+      <w:pPr>
+        <w:spacing w:before="80" w:after="80" w:line="240" w:lineRule="auto"/>
+        <w:rPr>
+          <w:rFonts w:ascii="Courier New" w:hAnsi="Courier New" w:cs="Courier New"/>
+          <w:sz w:val="19"/>
+        </w:rPr>
+      </w:pPr>
+      <w:r>
+        <w:rPr>
+          <w:rFonts w:ascii="Courier New" w:hAnsi="Courier New" w:cs="Courier New"/>
+          <w:sz w:val="19"/>
+        </w:rPr>
+        <w:t>// Đồng thời chặn lỗi trùng lặp/phiếu khám chưa hoàn thành bằng thông báo tùy chỉnh</w:t>
       </w:r>
     </w:p>
     <w:p>
@@ -1645,7 +2735,7 @@
           <w:rFonts w:ascii="Courier New" w:hAnsi="Courier New" w:cs="Courier New"/>
           <w:sz w:val="19"/>
         </w:rPr>
-        <w:t xml:space="preserve">  if (!formData.hoTen.trim()) return showError('Vui lòng nhập Họ và tên!');</w:t>
+        <w:t xml:space="preserve">  if (!formData.hoTen.trim()) return showError('Vui lòng nhập Họ và tên bệnh nhân!');</w:t>
       </w:r>
     </w:p>
     <w:p>
@@ -1677,23 +2767,39 @@
           <w:rFonts w:ascii="Courier New" w:hAnsi="Courier New" w:cs="Courier New"/>
           <w:sz w:val="19"/>
         </w:rPr>
-        <w:t xml:space="preserve">  if (!formData.ngaySinh.trim() || !isValidDate(formData.ngaySinh)) {</w:t>
-      </w:r>
-    </w:p>
-    <w:p>
-      <w:pPr>
-        <w:spacing w:before="80" w:after="80" w:line="240" w:lineRule="auto"/>
-        <w:rPr>
-          <w:rFonts w:ascii="Courier New" w:hAnsi="Courier New" w:cs="Courier New"/>
-          <w:sz w:val="19"/>
-        </w:rPr>
-      </w:pPr>
-      <w:r>
-        <w:rPr>
-          <w:rFonts w:ascii="Courier New" w:hAnsi="Courier New" w:cs="Courier New"/>
-          <w:sz w:val="19"/>
-        </w:rPr>
-        <w:t xml:space="preserve">    return showError('Ngày sinh không hợp lệ!');</w:t>
+        <w:t xml:space="preserve">  if (!formData.ngaySinh.trim()) return showError('Vui lòng nhập Ngày tháng năm sinh!');</w:t>
+      </w:r>
+    </w:p>
+    <w:p>
+      <w:pPr>
+        <w:spacing w:before="80" w:after="80" w:line="240" w:lineRule="auto"/>
+        <w:rPr>
+          <w:rFonts w:ascii="Courier New" w:hAnsi="Courier New" w:cs="Courier New"/>
+          <w:sz w:val="19"/>
+        </w:rPr>
+      </w:pPr>
+      <w:r>
+        <w:rPr>
+          <w:rFonts w:ascii="Courier New" w:hAnsi="Courier New" w:cs="Courier New"/>
+          <w:sz w:val="19"/>
+        </w:rPr>
+        <w:t xml:space="preserve">  if (!isValidDate(formData.ngaySinh) || formData.ngaySinh.length !== 10) {</w:t>
+      </w:r>
+    </w:p>
+    <w:p>
+      <w:pPr>
+        <w:spacing w:before="80" w:after="80" w:line="240" w:lineRule="auto"/>
+        <w:rPr>
+          <w:rFonts w:ascii="Courier New" w:hAnsi="Courier New" w:cs="Courier New"/>
+          <w:sz w:val="19"/>
+        </w:rPr>
+      </w:pPr>
+      <w:r>
+        <w:rPr>
+          <w:rFonts w:ascii="Courier New" w:hAnsi="Courier New" w:cs="Courier New"/>
+          <w:sz w:val="19"/>
+        </w:rPr>
+        <w:t xml:space="preserve">    return showError('Ngày sinh không hợp lệ (Định dạng đúng: DD/MM/YYYY)!');</w:t>
       </w:r>
     </w:p>
     <w:p>
@@ -1725,6 +2831,70 @@
           <w:rFonts w:ascii="Courier New" w:hAnsi="Courier New" w:cs="Courier New"/>
           <w:sz w:val="19"/>
         </w:rPr>
+        <w:t xml:space="preserve">  if (!formData.maBacSi) {</w:t>
+      </w:r>
+    </w:p>
+    <w:p>
+      <w:pPr>
+        <w:spacing w:before="80" w:after="80" w:line="240" w:lineRule="auto"/>
+        <w:rPr>
+          <w:rFonts w:ascii="Courier New" w:hAnsi="Courier New" w:cs="Courier New"/>
+          <w:sz w:val="19"/>
+        </w:rPr>
+      </w:pPr>
+      <w:r>
+        <w:rPr>
+          <w:rFonts w:ascii="Courier New" w:hAnsi="Courier New" w:cs="Courier New"/>
+          <w:sz w:val="19"/>
+        </w:rPr>
+        <w:t xml:space="preserve">    return showError('Vui lòng chỉ định Bác sĩ khám cho bệnh nhân!');</w:t>
+      </w:r>
+    </w:p>
+    <w:p>
+      <w:pPr>
+        <w:spacing w:before="80" w:after="80" w:line="240" w:lineRule="auto"/>
+        <w:rPr>
+          <w:rFonts w:ascii="Courier New" w:hAnsi="Courier New" w:cs="Courier New"/>
+          <w:sz w:val="19"/>
+        </w:rPr>
+      </w:pPr>
+      <w:r>
+        <w:rPr>
+          <w:rFonts w:ascii="Courier New" w:hAnsi="Courier New" w:cs="Courier New"/>
+          <w:sz w:val="19"/>
+        </w:rPr>
+        <w:t xml:space="preserve">  }</w:t>
+      </w:r>
+    </w:p>
+    <w:p>
+      <w:pPr>
+        <w:spacing w:before="80" w:after="80" w:line="240" w:lineRule="auto"/>
+        <w:rPr>
+          <w:rFonts w:ascii="Courier New" w:hAnsi="Courier New" w:cs="Courier New"/>
+          <w:sz w:val="19"/>
+        </w:rPr>
+      </w:pPr>
+      <w:r>
+        <w:rPr>
+          <w:rFonts w:ascii="Courier New" w:hAnsi="Courier New" w:cs="Courier New"/>
+          <w:sz w:val="19"/>
+        </w:rPr>
+        <w:t xml:space="preserve">  let formattedNgaySinh = '';</w:t>
+      </w:r>
+    </w:p>
+    <w:p>
+      <w:pPr>
+        <w:spacing w:before="80" w:after="80" w:line="240" w:lineRule="auto"/>
+        <w:rPr>
+          <w:rFonts w:ascii="Courier New" w:hAnsi="Courier New" w:cs="Courier New"/>
+          <w:sz w:val="19"/>
+        </w:rPr>
+      </w:pPr>
+      <w:r>
+        <w:rPr>
+          <w:rFonts w:ascii="Courier New" w:hAnsi="Courier New" w:cs="Courier New"/>
+          <w:sz w:val="19"/>
+        </w:rPr>
         <w:t xml:space="preserve">  const parts = formData.ngaySinh.split('/');</w:t>
       </w:r>
     </w:p>
@@ -1741,7 +2911,39 @@
           <w:rFonts w:ascii="Courier New" w:hAnsi="Courier New" w:cs="Courier New"/>
           <w:sz w:val="19"/>
         </w:rPr>
-        <w:t xml:space="preserve">  const formattedNgaySinh = `${parts[2]}-${parts[1].padStart(2, '0')}-${parts[0].padStart(2, '0')}`;</w:t>
+        <w:t xml:space="preserve">  if (parts.length === 3) {</w:t>
+      </w:r>
+    </w:p>
+    <w:p>
+      <w:pPr>
+        <w:spacing w:before="80" w:after="80" w:line="240" w:lineRule="auto"/>
+        <w:rPr>
+          <w:rFonts w:ascii="Courier New" w:hAnsi="Courier New" w:cs="Courier New"/>
+          <w:sz w:val="19"/>
+        </w:rPr>
+      </w:pPr>
+      <w:r>
+        <w:rPr>
+          <w:rFonts w:ascii="Courier New" w:hAnsi="Courier New" w:cs="Courier New"/>
+          <w:sz w:val="19"/>
+        </w:rPr>
+        <w:t xml:space="preserve">    formattedNgaySinh = `${parts[2]}-${parts[1].padStart(2, '0')}-${parts[0].padStart(2, '0')}`;</w:t>
+      </w:r>
+    </w:p>
+    <w:p>
+      <w:pPr>
+        <w:spacing w:before="80" w:after="80" w:line="240" w:lineRule="auto"/>
+        <w:rPr>
+          <w:rFonts w:ascii="Courier New" w:hAnsi="Courier New" w:cs="Courier New"/>
+          <w:sz w:val="19"/>
+        </w:rPr>
+      </w:pPr>
+      <w:r>
+        <w:rPr>
+          <w:rFonts w:ascii="Courier New" w:hAnsi="Courier New" w:cs="Courier New"/>
+          <w:sz w:val="19"/>
+        </w:rPr>
+        <w:t xml:space="preserve">  }</w:t>
       </w:r>
     </w:p>
     <w:p>
@@ -1782,7 +2984,7 @@
           <w:rFonts w:ascii="Courier New" w:hAnsi="Courier New" w:cs="Courier New"/>
           <w:sz w:val="19"/>
         </w:rPr>
-        <w:t xml:space="preserve">    maBN: foundPatient?.maBN || null, // null nếu là bệnh nhân mới hoàn toàn</w:t>
+        <w:t xml:space="preserve">    maBN: foundPatient?.maBN || null,</w:t>
       </w:r>
     </w:p>
     <w:p>
@@ -1910,23 +3112,23 @@
           <w:rFonts w:ascii="Courier New" w:hAnsi="Courier New" w:cs="Courier New"/>
           <w:sz w:val="19"/>
         </w:rPr>
-        <w:t xml:space="preserve">    lyDoKham: formData.lyDoKham.trim(),</w:t>
-      </w:r>
-    </w:p>
-    <w:p>
-      <w:pPr>
-        <w:spacing w:before="80" w:after="80" w:line="240" w:lineRule="auto"/>
-        <w:rPr>
-          <w:rFonts w:ascii="Courier New" w:hAnsi="Courier New" w:cs="Courier New"/>
-          <w:sz w:val="19"/>
-        </w:rPr>
-      </w:pPr>
-      <w:r>
-        <w:rPr>
-          <w:rFonts w:ascii="Courier New" w:hAnsi="Courier New" w:cs="Courier New"/>
-          <w:sz w:val="19"/>
-        </w:rPr>
-        <w:t xml:space="preserve">    maICD: formData.maICD || null</w:t>
+        <w:t xml:space="preserve">    maNV: formData.maBacSi || null,</w:t>
+      </w:r>
+    </w:p>
+    <w:p>
+      <w:pPr>
+        <w:spacing w:before="80" w:after="80" w:line="240" w:lineRule="auto"/>
+        <w:rPr>
+          <w:rFonts w:ascii="Courier New" w:hAnsi="Courier New" w:cs="Courier New"/>
+          <w:sz w:val="19"/>
+        </w:rPr>
+      </w:pPr>
+      <w:r>
+        <w:rPr>
+          <w:rFonts w:ascii="Courier New" w:hAnsi="Courier New" w:cs="Courier New"/>
+          <w:sz w:val="19"/>
+        </w:rPr>
+        <w:t xml:space="preserve">    lyDoKham: formData.lyDoKham.trim()</w:t>
       </w:r>
     </w:p>
     <w:p>
@@ -2015,23 +3217,23 @@
           <w:rFonts w:ascii="Courier New" w:hAnsi="Courier New" w:cs="Courier New"/>
           <w:sz w:val="19"/>
         </w:rPr>
-        <w:t xml:space="preserve">      showSuccess(`Tiếp nhận thành công! Mã BN: ${res.data.maBN}`);</w:t>
-      </w:r>
-    </w:p>
-    <w:p>
-      <w:pPr>
-        <w:spacing w:before="80" w:after="80" w:line="240" w:lineRule="auto"/>
-        <w:rPr>
-          <w:rFonts w:ascii="Courier New" w:hAnsi="Courier New" w:cs="Courier New"/>
-          <w:sz w:val="19"/>
-        </w:rPr>
-      </w:pPr>
-      <w:r>
-        <w:rPr>
-          <w:rFonts w:ascii="Courier New" w:hAnsi="Courier New" w:cs="Courier New"/>
-          <w:sz w:val="19"/>
-        </w:rPr>
-        <w:t xml:space="preserve">      handleCancel(); // Reset form</w:t>
+        <w:t xml:space="preserve">      showSuccess(`Tiếp nhận bệnh nhân thành công! Mã BN: ${res.data.maBN}, Mã Phiếu: ${res.data.maPhieu}`, 5000);</w:t>
+      </w:r>
+    </w:p>
+    <w:p>
+      <w:pPr>
+        <w:spacing w:before="80" w:after="80" w:line="240" w:lineRule="auto"/>
+        <w:rPr>
+          <w:rFonts w:ascii="Courier New" w:hAnsi="Courier New" w:cs="Courier New"/>
+          <w:sz w:val="19"/>
+        </w:rPr>
+      </w:pPr>
+      <w:r>
+        <w:rPr>
+          <w:rFonts w:ascii="Courier New" w:hAnsi="Courier New" w:cs="Courier New"/>
+          <w:sz w:val="19"/>
+        </w:rPr>
+        <w:t xml:space="preserve">      handleCancel();</w:t>
       </w:r>
     </w:p>
     <w:p>
@@ -2079,7 +3281,71 @@
           <w:rFonts w:ascii="Courier New" w:hAnsi="Courier New" w:cs="Courier New"/>
           <w:sz w:val="19"/>
         </w:rPr>
-        <w:t xml:space="preserve">    showError(err.message || 'Lỗi kết nối hệ thống.');</w:t>
+        <w:t xml:space="preserve">    let errMsg = err.message || 'Lỗi kết nối máy chủ, vui lòng thử lại.';</w:t>
+      </w:r>
+    </w:p>
+    <w:p>
+      <w:pPr>
+        <w:spacing w:before="80" w:after="80" w:line="240" w:lineRule="auto"/>
+        <w:rPr>
+          <w:rFonts w:ascii="Courier New" w:hAnsi="Courier New" w:cs="Courier New"/>
+          <w:sz w:val="19"/>
+        </w:rPr>
+      </w:pPr>
+      <w:r>
+        <w:rPr>
+          <w:rFonts w:ascii="Courier New" w:hAnsi="Courier New" w:cs="Courier New"/>
+          <w:sz w:val="19"/>
+        </w:rPr>
+        <w:t xml:space="preserve">    if (errMsg.includes('chưa hoàn tất') || errMsg.includes('chua hoan tat') || errMsg.includes('phiếu khám chưa hoàn tất')) {</w:t>
+      </w:r>
+    </w:p>
+    <w:p>
+      <w:pPr>
+        <w:spacing w:before="80" w:after="80" w:line="240" w:lineRule="auto"/>
+        <w:rPr>
+          <w:rFonts w:ascii="Courier New" w:hAnsi="Courier New" w:cs="Courier New"/>
+          <w:sz w:val="19"/>
+        </w:rPr>
+      </w:pPr>
+      <w:r>
+        <w:rPr>
+          <w:rFonts w:ascii="Courier New" w:hAnsi="Courier New" w:cs="Courier New"/>
+          <w:sz w:val="19"/>
+        </w:rPr>
+        <w:t xml:space="preserve">      errMsg = 'Hồ sơ cũ ở trạng thái chưa khám xong vui lòng kiểm tra';</w:t>
+      </w:r>
+    </w:p>
+    <w:p>
+      <w:pPr>
+        <w:spacing w:before="80" w:after="80" w:line="240" w:lineRule="auto"/>
+        <w:rPr>
+          <w:rFonts w:ascii="Courier New" w:hAnsi="Courier New" w:cs="Courier New"/>
+          <w:sz w:val="19"/>
+        </w:rPr>
+      </w:pPr>
+      <w:r>
+        <w:rPr>
+          <w:rFonts w:ascii="Courier New" w:hAnsi="Courier New" w:cs="Courier New"/>
+          <w:sz w:val="19"/>
+        </w:rPr>
+        <w:t xml:space="preserve">    }</w:t>
+      </w:r>
+    </w:p>
+    <w:p>
+      <w:pPr>
+        <w:spacing w:before="80" w:after="80" w:line="240" w:lineRule="auto"/>
+        <w:rPr>
+          <w:rFonts w:ascii="Courier New" w:hAnsi="Courier New" w:cs="Courier New"/>
+          <w:sz w:val="19"/>
+        </w:rPr>
+      </w:pPr>
+      <w:r>
+        <w:rPr>
+          <w:rFonts w:ascii="Courier New" w:hAnsi="Courier New" w:cs="Courier New"/>
+          <w:sz w:val="19"/>
+        </w:rPr>
+        <w:t xml:space="preserve">    showError(errMsg);</w:t>
       </w:r>
     </w:p>
     <w:p>
@@ -2541,7 +3807,7 @@
     <w:link w:val="Heading1Char"/>
     <w:uiPriority w:val="9"/>
     <w:qFormat/>
-    <w:rsid w:val="000164FB"/>
+    <w:rsid w:val="00AF451B"/>
     <w:pPr>
       <w:keepNext/>
       <w:keepLines/>
@@ -2564,7 +3830,7 @@
     <w:semiHidden/>
     <w:unhideWhenUsed/>
     <w:qFormat/>
-    <w:rsid w:val="000164FB"/>
+    <w:rsid w:val="00AF451B"/>
     <w:pPr>
       <w:keepNext/>
       <w:keepLines/>
@@ -2587,7 +3853,7 @@
     <w:semiHidden/>
     <w:unhideWhenUsed/>
     <w:qFormat/>
-    <w:rsid w:val="000164FB"/>
+    <w:rsid w:val="00AF451B"/>
     <w:pPr>
       <w:keepNext/>
       <w:keepLines/>
@@ -2610,7 +3876,7 @@
     <w:semiHidden/>
     <w:unhideWhenUsed/>
     <w:qFormat/>
-    <w:rsid w:val="000164FB"/>
+    <w:rsid w:val="00AF451B"/>
     <w:pPr>
       <w:keepNext/>
       <w:keepLines/>
@@ -2633,7 +3899,7 @@
     <w:semiHidden/>
     <w:unhideWhenUsed/>
     <w:qFormat/>
-    <w:rsid w:val="000164FB"/>
+    <w:rsid w:val="00AF451B"/>
     <w:pPr>
       <w:keepNext/>
       <w:keepLines/>
@@ -2654,7 +3920,7 @@
     <w:semiHidden/>
     <w:unhideWhenUsed/>
     <w:qFormat/>
-    <w:rsid w:val="000164FB"/>
+    <w:rsid w:val="00AF451B"/>
     <w:pPr>
       <w:keepNext/>
       <w:keepLines/>
@@ -2677,7 +3943,7 @@
     <w:semiHidden/>
     <w:unhideWhenUsed/>
     <w:qFormat/>
-    <w:rsid w:val="000164FB"/>
+    <w:rsid w:val="00AF451B"/>
     <w:pPr>
       <w:keepNext/>
       <w:keepLines/>
@@ -2698,7 +3964,7 @@
     <w:semiHidden/>
     <w:unhideWhenUsed/>
     <w:qFormat/>
-    <w:rsid w:val="000164FB"/>
+    <w:rsid w:val="00AF451B"/>
     <w:pPr>
       <w:keepNext/>
       <w:keepLines/>
@@ -2721,7 +3987,7 @@
     <w:semiHidden/>
     <w:unhideWhenUsed/>
     <w:qFormat/>
-    <w:rsid w:val="000164FB"/>
+    <w:rsid w:val="00AF451B"/>
     <w:pPr>
       <w:keepNext/>
       <w:keepLines/>
@@ -2765,7 +4031,7 @@
     <w:basedOn w:val="DefaultParagraphFont"/>
     <w:link w:val="Heading1"/>
     <w:uiPriority w:val="9"/>
-    <w:rsid w:val="000164FB"/>
+    <w:rsid w:val="00AF451B"/>
     <w:rPr>
       <w:rFonts w:asciiTheme="majorHAnsi" w:eastAsiaTheme="majorEastAsia" w:hAnsiTheme="majorHAnsi" w:cstheme="majorBidi"/>
       <w:color w:val="0F4761" w:themeColor="accent1" w:themeShade="BF"/>
@@ -2779,7 +4045,7 @@
     <w:link w:val="Heading2"/>
     <w:uiPriority w:val="9"/>
     <w:semiHidden/>
-    <w:rsid w:val="000164FB"/>
+    <w:rsid w:val="00AF451B"/>
     <w:rPr>
       <w:rFonts w:asciiTheme="majorHAnsi" w:eastAsiaTheme="majorEastAsia" w:hAnsiTheme="majorHAnsi" w:cstheme="majorBidi"/>
       <w:color w:val="0F4761" w:themeColor="accent1" w:themeShade="BF"/>
@@ -2793,7 +4059,7 @@
     <w:link w:val="Heading3"/>
     <w:uiPriority w:val="9"/>
     <w:semiHidden/>
-    <w:rsid w:val="000164FB"/>
+    <w:rsid w:val="00AF451B"/>
     <w:rPr>
       <w:rFonts w:eastAsiaTheme="majorEastAsia" w:cstheme="majorBidi"/>
       <w:color w:val="0F4761" w:themeColor="accent1" w:themeShade="BF"/>
@@ -2807,7 +4073,7 @@
     <w:link w:val="Heading4"/>
     <w:uiPriority w:val="9"/>
     <w:semiHidden/>
-    <w:rsid w:val="000164FB"/>
+    <w:rsid w:val="00AF451B"/>
     <w:rPr>
       <w:rFonts w:eastAsiaTheme="majorEastAsia" w:cstheme="majorBidi"/>
       <w:i/>
@@ -2821,7 +4087,7 @@
     <w:link w:val="Heading5"/>
     <w:uiPriority w:val="9"/>
     <w:semiHidden/>
-    <w:rsid w:val="000164FB"/>
+    <w:rsid w:val="00AF451B"/>
     <w:rPr>
       <w:rFonts w:eastAsiaTheme="majorEastAsia" w:cstheme="majorBidi"/>
       <w:color w:val="0F4761" w:themeColor="accent1" w:themeShade="BF"/>
@@ -2833,7 +4099,7 @@
     <w:link w:val="Heading6"/>
     <w:uiPriority w:val="9"/>
     <w:semiHidden/>
-    <w:rsid w:val="000164FB"/>
+    <w:rsid w:val="00AF451B"/>
     <w:rPr>
       <w:rFonts w:eastAsiaTheme="majorEastAsia" w:cstheme="majorBidi"/>
       <w:i/>
@@ -2847,7 +4113,7 @@
     <w:link w:val="Heading7"/>
     <w:uiPriority w:val="9"/>
     <w:semiHidden/>
-    <w:rsid w:val="000164FB"/>
+    <w:rsid w:val="00AF451B"/>
     <w:rPr>
       <w:rFonts w:eastAsiaTheme="majorEastAsia" w:cstheme="majorBidi"/>
       <w:color w:val="595959" w:themeColor="text1" w:themeTint="A6"/>
@@ -2859,7 +4125,7 @@
     <w:link w:val="Heading8"/>
     <w:uiPriority w:val="9"/>
     <w:semiHidden/>
-    <w:rsid w:val="000164FB"/>
+    <w:rsid w:val="00AF451B"/>
     <w:rPr>
       <w:rFonts w:eastAsiaTheme="majorEastAsia" w:cstheme="majorBidi"/>
       <w:i/>
@@ -2873,7 +4139,7 @@
     <w:link w:val="Heading9"/>
     <w:uiPriority w:val="9"/>
     <w:semiHidden/>
-    <w:rsid w:val="000164FB"/>
+    <w:rsid w:val="00AF451B"/>
     <w:rPr>
       <w:rFonts w:eastAsiaTheme="majorEastAsia" w:cstheme="majorBidi"/>
       <w:color w:val="272727" w:themeColor="text1" w:themeTint="D8"/>
@@ -2886,7 +4152,7 @@
     <w:link w:val="TitleChar"/>
     <w:uiPriority w:val="10"/>
     <w:qFormat/>
-    <w:rsid w:val="000164FB"/>
+    <w:rsid w:val="00AF451B"/>
     <w:pPr>
       <w:spacing w:after="80" w:line="240" w:lineRule="auto"/>
       <w:contextualSpacing/>
@@ -2904,7 +4170,7 @@
     <w:basedOn w:val="DefaultParagraphFont"/>
     <w:link w:val="Title"/>
     <w:uiPriority w:val="10"/>
-    <w:rsid w:val="000164FB"/>
+    <w:rsid w:val="00AF451B"/>
     <w:rPr>
       <w:rFonts w:asciiTheme="majorHAnsi" w:eastAsiaTheme="majorEastAsia" w:hAnsiTheme="majorHAnsi" w:cstheme="majorBidi"/>
       <w:spacing w:val="-10"/>
@@ -2920,7 +4186,7 @@
     <w:link w:val="SubtitleChar"/>
     <w:uiPriority w:val="11"/>
     <w:qFormat/>
-    <w:rsid w:val="000164FB"/>
+    <w:rsid w:val="00AF451B"/>
     <w:pPr>
       <w:numPr>
         <w:ilvl w:val="1"/>
@@ -2939,7 +4205,7 @@
     <w:basedOn w:val="DefaultParagraphFont"/>
     <w:link w:val="Subtitle"/>
     <w:uiPriority w:val="11"/>
-    <w:rsid w:val="000164FB"/>
+    <w:rsid w:val="00AF451B"/>
     <w:rPr>
       <w:rFonts w:eastAsiaTheme="majorEastAsia" w:cstheme="majorBidi"/>
       <w:color w:val="595959" w:themeColor="text1" w:themeTint="A6"/>
@@ -2955,7 +4221,7 @@
     <w:link w:val="QuoteChar"/>
     <w:uiPriority w:val="29"/>
     <w:qFormat/>
-    <w:rsid w:val="000164FB"/>
+    <w:rsid w:val="00AF451B"/>
     <w:pPr>
       <w:spacing w:before="160"/>
       <w:jc w:val="center"/>
@@ -2971,7 +4237,7 @@
     <w:basedOn w:val="DefaultParagraphFont"/>
     <w:link w:val="Quote"/>
     <w:uiPriority w:val="29"/>
-    <w:rsid w:val="000164FB"/>
+    <w:rsid w:val="00AF451B"/>
     <w:rPr>
       <w:i/>
       <w:iCs/>
@@ -2983,7 +4249,7 @@
     <w:basedOn w:val="Normal"/>
     <w:uiPriority w:val="34"/>
     <w:qFormat/>
-    <w:rsid w:val="000164FB"/>
+    <w:rsid w:val="00AF451B"/>
     <w:pPr>
       <w:ind w:left="720"/>
       <w:contextualSpacing/>
@@ -2994,7 +4260,7 @@
     <w:basedOn w:val="DefaultParagraphFont"/>
     <w:uiPriority w:val="21"/>
     <w:qFormat/>
-    <w:rsid w:val="000164FB"/>
+    <w:rsid w:val="00AF451B"/>
     <w:rPr>
       <w:i/>
       <w:iCs/>
@@ -3008,7 +4274,7 @@
     <w:link w:val="IntenseQuoteChar"/>
     <w:uiPriority w:val="30"/>
     <w:qFormat/>
-    <w:rsid w:val="000164FB"/>
+    <w:rsid w:val="00AF451B"/>
     <w:pPr>
       <w:pBdr>
         <w:top w:val="single" w:sz="4" w:space="10" w:color="0F4761" w:themeColor="accent1" w:themeShade="BF"/>
@@ -3029,7 +4295,7 @@
     <w:basedOn w:val="DefaultParagraphFont"/>
     <w:link w:val="IntenseQuote"/>
     <w:uiPriority w:val="30"/>
-    <w:rsid w:val="000164FB"/>
+    <w:rsid w:val="00AF451B"/>
     <w:rPr>
       <w:i/>
       <w:iCs/>
@@ -3041,7 +4307,7 @@
     <w:basedOn w:val="DefaultParagraphFont"/>
     <w:uiPriority w:val="32"/>
     <w:qFormat/>
-    <w:rsid w:val="000164FB"/>
+    <w:rsid w:val="00AF451B"/>
     <w:rPr>
       <w:b/>
       <w:bCs/>
